--- a/大三上学期/软件设计/Lab/experiment9-12/题目/experiment10.docx
+++ b/大三上学期/软件设计/Lab/experiment9-12/题目/experiment10.docx
@@ -1,18 +1,18 @@
 
 <file path=word/document.xml><?xml version="1.0" encoding="utf-8"?>
-<w:document xmlns:wpc="http://schemas.microsoft.com/office/word/2010/wordprocessingCanvas" xmlns:cx="http://schemas.microsoft.com/office/drawing/2014/chartex" xmlns:cx1="http://schemas.microsoft.com/office/drawing/2015/9/8/chartex" xmlns:cx2="http://schemas.microsoft.com/office/drawing/2015/10/21/chartex" xmlns:cx3="http://schemas.microsoft.com/office/drawing/2016/5/9/chartex" xmlns:cx4="http://schemas.microsoft.com/office/drawing/2016/5/10/chartex" xmlns:cx5="http://schemas.microsoft.com/office/drawing/2016/5/11/chartex" xmlns:cx6="http://schemas.microsoft.com/office/drawing/2016/5/12/chartex" xmlns:cx7="http://schemas.microsoft.com/office/drawing/2016/5/13/chartex" xmlns:cx8="http://schemas.microsoft.com/office/drawing/2016/5/14/chartex" xmlns:mc="http://schemas.openxmlformats.org/markup-compatibility/2006" xmlns:aink="http://schemas.microsoft.com/office/drawing/2016/ink" xmlns:am3d="http://schemas.microsoft.com/office/drawing/2017/model3d" xmlns:o="urn:schemas-microsoft-com:office:office" xmlns:r="http://schemas.openxmlformats.org/officeDocument/2006/relationships" xmlns:m="http://schemas.openxmlformats.org/officeDocument/2006/math" xmlns:v="urn:schemas-microsoft-com:vml" xmlns:wp14="http://schemas.microsoft.com/office/word/2010/wordprocessingDrawing" xmlns:wp="http://schemas.openxmlformats.org/drawingml/2006/wordprocessingDrawing" xmlns:w10="urn:schemas-microsoft-com:office:word" xmlns:w="http://schemas.openxmlformats.org/wordprocessingml/2006/main" xmlns:w14="http://schemas.microsoft.com/office/word/2010/wordml" xmlns:w15="http://schemas.microsoft.com/office/word/2012/wordml" xmlns:w16cid="http://schemas.microsoft.com/office/word/2016/wordml/cid" xmlns:w16se="http://schemas.microsoft.com/office/word/2015/wordml/symex" xmlns:wpg="http://schemas.microsoft.com/office/word/2010/wordprocessingGroup" xmlns:wpi="http://schemas.microsoft.com/office/word/2010/wordprocessingInk" xmlns:wne="http://schemas.microsoft.com/office/word/2006/wordml" xmlns:wps="http://schemas.microsoft.com/office/word/2010/wordprocessingShape" mc:Ignorable="w14 w15 w16se w16cid wp14">
+<w:document xmlns:wpc="http://schemas.microsoft.com/office/word/2010/wordprocessingCanvas" xmlns:mc="http://schemas.openxmlformats.org/markup-compatibility/2006" xmlns:o="urn:schemas-microsoft-com:office:office" xmlns:r="http://schemas.openxmlformats.org/officeDocument/2006/relationships" xmlns:m="http://schemas.openxmlformats.org/officeDocument/2006/math" xmlns:v="urn:schemas-microsoft-com:vml" xmlns:wp14="http://schemas.microsoft.com/office/word/2010/wordprocessingDrawing" xmlns:wp="http://schemas.openxmlformats.org/drawingml/2006/wordprocessingDrawing" xmlns:w="http://schemas.openxmlformats.org/wordprocessingml/2006/main" xmlns:w14="http://schemas.microsoft.com/office/word/2010/wordml" xmlns:w10="urn:schemas-microsoft-com:office:word" xmlns:w15="http://schemas.microsoft.com/office/word/2012/wordml" xmlns:wpg="http://schemas.microsoft.com/office/word/2010/wordprocessingGroup" xmlns:wpi="http://schemas.microsoft.com/office/word/2010/wordprocessingInk" xmlns:wne="http://schemas.microsoft.com/office/word/2006/wordml" xmlns:wps="http://schemas.microsoft.com/office/word/2010/wordprocessingShape" xmlns:wpsCustomData="http://www.wps.cn/officeDocument/2013/wpsCustomData" mc:Ignorable="w14 w15 wp14">
   <w:body>
     <w:p>
       <w:pPr>
         <w:rPr>
-          <w:rFonts w:ascii="宋体" w:eastAsia="宋体" w:hAnsi="宋体" w:cs="宋体"/>
+          <w:rFonts w:ascii="宋体" w:hAnsi="宋体" w:eastAsia="宋体" w:cs="宋体"/>
           <w:sz w:val="24"/>
         </w:rPr>
       </w:pPr>
     </w:p>
     <w:p>
       <w:pPr>
-        <w:pStyle w:val="a3"/>
+        <w:pStyle w:val="4"/>
         <w:widowControl/>
         <w:numPr>
           <w:ilvl w:val="0"/>
@@ -44,25 +44,7 @@
           <w:sz w:val="21"/>
           <w:szCs w:val="21"/>
         </w:rPr>
-        <w:t xml:space="preserve"> need to create</w:t>
-      </w:r>
-      <w:r>
-        <w:rPr>
-          <w:rFonts w:ascii="Times New Roman" w:hAnsi="Times New Roman"/>
-          <w:color w:val="000000"/>
-          <w:sz w:val="21"/>
-          <w:szCs w:val="21"/>
-        </w:rPr>
-        <w:t xml:space="preserve"> </w:t>
-      </w:r>
-      <w:r>
-        <w:rPr>
-          <w:rFonts w:ascii="Times New Roman" w:hAnsi="Times New Roman"/>
-          <w:color w:val="000000"/>
-          <w:sz w:val="21"/>
-          <w:szCs w:val="21"/>
-        </w:rPr>
-        <w:t>a </w:t>
+        <w:t xml:space="preserve"> need to create a </w:t>
       </w:r>
       <w:r>
         <w:rPr>
@@ -124,7 +106,6 @@
         </w:rPr>
         <w:t> interface. A factory class </w:t>
       </w:r>
-      <w:proofErr w:type="spellStart"/>
       <w:r>
         <w:rPr>
           <w:rFonts w:ascii="Times New Roman" w:hAnsi="Times New Roman"/>
@@ -136,7 +117,6 @@
         </w:rPr>
         <w:t>ShapeFactory</w:t>
       </w:r>
-      <w:proofErr w:type="spellEnd"/>
       <w:r>
         <w:rPr>
           <w:rFonts w:ascii="Times New Roman" w:hAnsi="Times New Roman"/>
@@ -146,7 +126,6 @@
         </w:rPr>
         <w:t xml:space="preserve"> is defined as a next step. </w:t>
       </w:r>
-      <w:proofErr w:type="spellStart"/>
       <w:r>
         <w:rPr>
           <w:rFonts w:ascii="Times New Roman" w:hAnsi="Times New Roman"/>
@@ -158,7 +137,6 @@
         </w:rPr>
         <w:t>ShapeFactory</w:t>
       </w:r>
-      <w:proofErr w:type="spellEnd"/>
       <w:r>
         <w:rPr>
           <w:rFonts w:ascii="Times New Roman" w:hAnsi="Times New Roman"/>
@@ -228,7 +206,6 @@
         </w:rPr>
         <w:t> object. Whenever a request comes to create a circle of particular color to </w:t>
       </w:r>
-      <w:proofErr w:type="spellStart"/>
       <w:r>
         <w:rPr>
           <w:rFonts w:ascii="Times New Roman" w:hAnsi="Times New Roman"/>
@@ -240,7 +217,6 @@
         </w:rPr>
         <w:t>ShapeFactory</w:t>
       </w:r>
-      <w:proofErr w:type="spellEnd"/>
       <w:r>
         <w:rPr>
           <w:rFonts w:ascii="Times New Roman" w:hAnsi="Times New Roman"/>
@@ -288,27 +264,7 @@
           <w:sz w:val="21"/>
           <w:szCs w:val="21"/>
         </w:rPr>
-        <w:t xml:space="preserve"> found, that object is returned otherwise a new object is created, stored in </w:t>
-      </w:r>
-      <w:proofErr w:type="spellStart"/>
-      <w:r>
-        <w:rPr>
-          <w:rFonts w:ascii="Times New Roman" w:hAnsi="Times New Roman"/>
-          <w:color w:val="000000"/>
-          <w:sz w:val="21"/>
-          <w:szCs w:val="21"/>
-        </w:rPr>
-        <w:t>hashmap</w:t>
-      </w:r>
-      <w:proofErr w:type="spellEnd"/>
-      <w:r>
-        <w:rPr>
-          <w:rFonts w:ascii="Times New Roman" w:hAnsi="Times New Roman"/>
-          <w:color w:val="000000"/>
-          <w:sz w:val="21"/>
-          <w:szCs w:val="21"/>
-        </w:rPr>
-        <w:t xml:space="preserve"> for future use, and returned to client. </w:t>
+        <w:t xml:space="preserve"> found, that object is returned otherwise a new object is created, stored in hashmap for future use, and returned to client. </w:t>
       </w:r>
       <w:r>
         <w:rPr>
@@ -330,7 +286,6 @@
         </w:rPr>
         <w:t xml:space="preserve"> class will use </w:t>
       </w:r>
-      <w:proofErr w:type="spellStart"/>
       <w:r>
         <w:rPr>
           <w:rFonts w:ascii="Times New Roman" w:hAnsi="Times New Roman"/>
@@ -342,7 +297,6 @@
         </w:rPr>
         <w:t>ShapeFactory</w:t>
       </w:r>
-      <w:proofErr w:type="spellEnd"/>
       <w:r>
         <w:rPr>
           <w:rFonts w:ascii="Times New Roman" w:hAnsi="Times New Roman"/>
@@ -392,7 +346,6 @@
         </w:rPr>
         <w:t>) to </w:t>
       </w:r>
-      <w:proofErr w:type="spellStart"/>
       <w:r>
         <w:rPr>
           <w:rFonts w:ascii="Times New Roman" w:hAnsi="Times New Roman"/>
@@ -404,7 +357,6 @@
         </w:rPr>
         <w:t>ShapeFactory</w:t>
       </w:r>
-      <w:proofErr w:type="spellEnd"/>
       <w:r>
         <w:rPr>
           <w:rFonts w:ascii="Times New Roman" w:hAnsi="Times New Roman"/>
@@ -417,18 +369,82 @@
     </w:p>
     <w:p>
       <w:pPr>
-        <w:pStyle w:val="a3"/>
+        <w:pStyle w:val="4"/>
+        <w:widowControl/>
+        <w:numPr>
+          <w:numId w:val="0"/>
+        </w:numPr>
+        <w:spacing w:before="105" w:beforeAutospacing="0" w:after="126" w:afterAutospacing="0"/>
+        <w:ind w:right="42" w:rightChars="0"/>
+        <w:jc w:val="both"/>
+        <w:rPr>
+          <w:rFonts w:ascii="Times New Roman" w:hAnsi="Times New Roman"/>
+          <w:color w:val="000000"/>
+          <w:sz w:val="21"/>
+          <w:szCs w:val="21"/>
+        </w:rPr>
+      </w:pPr>
+    </w:p>
+    <w:p>
+      <w:pPr>
+        <w:pStyle w:val="4"/>
+        <w:widowControl/>
+        <w:numPr>
+          <w:numId w:val="0"/>
+        </w:numPr>
+        <w:spacing w:before="105" w:beforeAutospacing="0" w:after="126" w:afterAutospacing="0"/>
+        <w:ind w:right="42" w:rightChars="0"/>
+        <w:jc w:val="both"/>
+        <w:rPr>
+          <w:rFonts w:ascii="Times New Roman" w:hAnsi="Times New Roman"/>
+          <w:color w:val="000000"/>
+          <w:sz w:val="21"/>
+          <w:szCs w:val="21"/>
+        </w:rPr>
+      </w:pPr>
+      <w:r>
+        <w:rPr>
+          <w:rFonts w:hint="eastAsia" w:ascii="Times New Roman" w:hAnsi="Times New Roman"/>
+          <w:color w:val="000000"/>
+          <w:sz w:val="21"/>
+          <w:szCs w:val="21"/>
+        </w:rPr>
+        <w:t>1.您需要创建一个“Shape”接口以及一个实现该接口的具体类“Circle”。接下来定义一个工厂类“ShapeFactory”。ShapeFactory 包含一个“HashMap”，其中</w:t>
+      </w:r>
+      <w:r>
+        <w:rPr>
+          <w:rFonts w:hint="eastAsia" w:ascii="Times New Roman" w:hAnsi="Times New Roman"/>
+          <w:color w:val="000000"/>
+          <w:sz w:val="21"/>
+          <w:szCs w:val="21"/>
+          <w:lang w:val="en-US" w:eastAsia="zh-CN"/>
+        </w:rPr>
+        <w:t>颜色</w:t>
+      </w:r>
+      <w:r>
+        <w:rPr>
+          <w:rFonts w:hint="eastAsia" w:ascii="Times New Roman" w:hAnsi="Times New Roman"/>
+          <w:color w:val="000000"/>
+          <w:sz w:val="21"/>
+          <w:szCs w:val="21"/>
+        </w:rPr>
+        <w:t>作为键，键的值为“Circle”对象。每当有请求要求“ShapeFactory”创建具有特定颜色的圆时，它会检查其“HashMap”中的圆对象，如果找到了“Circle”对象，则返回该对象，否则会创建一个新的对象，将其存储在“HashMap”中以备将来使用，并返回给客户端。测试类将使用“ShapeFactory”来获取一个“Shape”对象。它会向“ShapeFactory”传递信息（红色/绿色/蓝色/黑色/白色），以获取所需颜色的圆。</w:t>
+      </w:r>
+    </w:p>
+    <w:p>
+      <w:pPr>
+        <w:pStyle w:val="4"/>
         <w:widowControl/>
         <w:shd w:val="clear" w:color="auto" w:fill="FFFFFF"/>
         <w:spacing w:beforeAutospacing="0" w:after="120" w:afterAutospacing="0"/>
         <w:textAlignment w:val="baseline"/>
         <w:rPr>
-          <w:rFonts w:ascii="宋体" w:eastAsia="宋体" w:hAnsi="宋体" w:cs="宋体"/>
+          <w:rFonts w:ascii="宋体" w:hAnsi="宋体" w:eastAsia="宋体" w:cs="宋体"/>
         </w:rPr>
       </w:pPr>
       <w:r>
         <w:rPr>
-          <w:rFonts w:ascii="Times New Roman" w:eastAsia="sans-serif" w:hAnsi="Times New Roman"/>
+          <w:rFonts w:ascii="Times New Roman" w:hAnsi="Times New Roman" w:eastAsia="sans-serif"/>
           <w:b/>
           <w:bCs/>
           <w:color w:val="273239"/>
@@ -437,35 +453,19 @@
           <w:szCs w:val="21"/>
           <w:shd w:val="clear" w:color="auto" w:fill="FFFFFF"/>
         </w:rPr>
-        <w:t xml:space="preserve">Class </w:t>
-      </w:r>
-      <w:proofErr w:type="gramStart"/>
-      <w:r>
-        <w:rPr>
-          <w:rFonts w:ascii="Times New Roman" w:eastAsia="sans-serif" w:hAnsi="Times New Roman"/>
-          <w:b/>
-          <w:bCs/>
-          <w:color w:val="273239"/>
-          <w:spacing w:val="2"/>
-          <w:sz w:val="21"/>
-          <w:szCs w:val="21"/>
-          <w:shd w:val="clear" w:color="auto" w:fill="FFFFFF"/>
-        </w:rPr>
-        <w:t>Diagram :</w:t>
-      </w:r>
-      <w:proofErr w:type="gramEnd"/>
+        <w:t>Class Diagram :</w:t>
+      </w:r>
     </w:p>
     <w:p>
       <w:pPr>
         <w:rPr>
-          <w:rFonts w:ascii="宋体" w:eastAsia="宋体" w:hAnsi="宋体" w:cs="宋体"/>
+          <w:rFonts w:ascii="宋体" w:hAnsi="宋体" w:eastAsia="宋体" w:cs="宋体"/>
           <w:sz w:val="24"/>
         </w:rPr>
       </w:pPr>
       <w:r>
         <w:rPr>
-          <w:rFonts w:ascii="宋体" w:eastAsia="宋体" w:hAnsi="宋体" w:cs="宋体"/>
-          <w:noProof/>
+          <w:rFonts w:ascii="宋体" w:hAnsi="宋体" w:eastAsia="宋体" w:cs="宋体"/>
           <w:sz w:val="24"/>
         </w:rPr>
         <w:drawing>
@@ -486,7 +486,7 @@
                     </pic:cNvPicPr>
                   </pic:nvPicPr>
                   <pic:blipFill>
-                    <a:blip r:embed="rId8"/>
+                    <a:blip r:embed="rId4"/>
                     <a:stretch>
                       <a:fillRect/>
                     </a:stretch>
@@ -514,7 +514,7 @@
     <w:p>
       <w:pPr>
         <w:rPr>
-          <w:rFonts w:ascii="Times New Roman" w:eastAsia="宋体" w:hAnsi="Times New Roman" w:cs="Times New Roman"/>
+          <w:rFonts w:ascii="Times New Roman" w:hAnsi="Times New Roman" w:eastAsia="宋体" w:cs="Times New Roman"/>
           <w:b/>
           <w:bCs/>
           <w:sz w:val="24"/>
@@ -522,7 +522,7 @@
       </w:pPr>
       <w:r>
         <w:rPr>
-          <w:rFonts w:ascii="Times New Roman" w:eastAsia="宋体" w:hAnsi="Times New Roman" w:cs="Times New Roman"/>
+          <w:rFonts w:ascii="Times New Roman" w:hAnsi="Times New Roman" w:eastAsia="宋体" w:cs="Times New Roman"/>
           <w:b/>
           <w:bCs/>
           <w:sz w:val="24"/>
@@ -532,9 +532,6 @@
     </w:p>
     <w:p>
       <w:r>
-        <w:rPr>
-          <w:noProof/>
-        </w:rPr>
         <w:drawing>
           <wp:inline distT="0" distB="0" distL="114300" distR="114300">
             <wp:extent cx="4752975" cy="1680845"/>
@@ -553,7 +550,7 @@
                     </pic:cNvPicPr>
                   </pic:nvPicPr>
                   <pic:blipFill>
-                    <a:blip r:embed="rId9"/>
+                    <a:blip r:embed="rId5"/>
                     <a:stretch>
                       <a:fillRect/>
                     </a:stretch>
@@ -591,12 +588,10 @@
           <w:rFonts w:hint="eastAsia"/>
         </w:rPr>
       </w:pPr>
-      <w:bookmarkStart w:id="0" w:name="_GoBack"/>
-      <w:bookmarkEnd w:id="0"/>
     </w:p>
     <w:p>
       <w:pPr>
-        <w:pStyle w:val="a3"/>
+        <w:pStyle w:val="4"/>
         <w:widowControl/>
         <w:numPr>
           <w:ilvl w:val="0"/>
@@ -606,7 +601,7 @@
         <w:spacing w:beforeAutospacing="0" w:after="120" w:afterAutospacing="0"/>
         <w:textAlignment w:val="baseline"/>
         <w:rPr>
-          <w:rFonts w:ascii="Times New Roman" w:eastAsia="sans-serif" w:hAnsi="Times New Roman"/>
+          <w:rFonts w:ascii="Times New Roman" w:hAnsi="Times New Roman" w:eastAsia="sans-serif"/>
           <w:color w:val="273239"/>
           <w:spacing w:val="2"/>
           <w:sz w:val="21"/>
@@ -616,72 +611,60 @@
       </w:pPr>
       <w:r>
         <w:rPr>
-          <w:rFonts w:ascii="Times New Roman" w:eastAsia="sans-serif" w:hAnsi="Times New Roman"/>
+          <w:rFonts w:ascii="Times New Roman" w:hAnsi="Times New Roman" w:eastAsia="sans-serif"/>
           <w:color w:val="273239"/>
           <w:spacing w:val="2"/>
           <w:sz w:val="21"/>
           <w:szCs w:val="21"/>
           <w:shd w:val="clear" w:color="auto" w:fill="FFFFFF"/>
         </w:rPr>
-        <w:lastRenderedPageBreak/>
-        <w:t xml:space="preserve">You need to implement the creation of Terrorists and Counter Terrorists in the game. So we have 2 classes one for Terrorist(T) and other for Counter </w:t>
-      </w:r>
-      <w:proofErr w:type="gramStart"/>
-      <w:r>
-        <w:rPr>
-          <w:rFonts w:ascii="Times New Roman" w:eastAsia="sans-serif" w:hAnsi="Times New Roman"/>
+        <w:t>You need to implement the creation of Terrorists and Counter Terrorists in the game. So we have 2 classes one for Terrorist(T) and other for Counter Terrorist(CT). Whenever a player asks for a weapon we assign him the asked weapon. In the mission, terrorist’s task is to plant a bomb while the counter terrorists have to diffuse the bomb. Here ‘task’ is an intrinsic state for both types of players, since this is always same for T’s/CT’s. Weapon is an extrinsic state since each player can carry any weapon of his/her choice which needs to be passed as a parameter by the client itself.</w:t>
+      </w:r>
+      <w:r>
+        <w:rPr>
+          <w:rFonts w:ascii="Times New Roman" w:hAnsi="Times New Roman" w:eastAsia="sans-serif"/>
           <w:color w:val="273239"/>
           <w:spacing w:val="2"/>
           <w:sz w:val="21"/>
           <w:szCs w:val="21"/>
           <w:shd w:val="clear" w:color="auto" w:fill="FFFFFF"/>
         </w:rPr>
-        <w:t>Terrorist(</w:t>
-      </w:r>
-      <w:proofErr w:type="gramEnd"/>
-      <w:r>
-        <w:rPr>
-          <w:rFonts w:ascii="Times New Roman" w:eastAsia="sans-serif" w:hAnsi="Times New Roman"/>
+        <w:br w:type="textWrapping"/>
+      </w:r>
+      <w:r>
+        <w:rPr>
+          <w:rFonts w:ascii="Times New Roman" w:hAnsi="Times New Roman" w:eastAsia="sans-serif"/>
           <w:color w:val="273239"/>
           <w:spacing w:val="2"/>
           <w:sz w:val="21"/>
           <w:szCs w:val="21"/>
           <w:shd w:val="clear" w:color="auto" w:fill="FFFFFF"/>
         </w:rPr>
-        <w:t>CT). Whenever a player asks for a weapon we assign him the asked weapon. In the mission, terrorist’s task is to plant a bomb while the counter terrorists have to diffuse the bomb. Here ‘task’ is an intrinsic state for both types of players, since this is always same for T’s/CT’s. Weapon is an extrinsic state since each player can carry any weapon of his/her choice which need</w:t>
-      </w:r>
-      <w:r>
-        <w:rPr>
-          <w:rFonts w:ascii="Times New Roman" w:eastAsia="sans-serif" w:hAnsi="Times New Roman"/>
+        <w:br w:type="textWrapping"/>
+      </w:r>
+      <w:r>
+        <w:rPr>
+          <w:rFonts w:hint="eastAsia" w:ascii="Times New Roman" w:hAnsi="Times New Roman" w:eastAsia="sans-serif"/>
           <w:color w:val="273239"/>
           <w:spacing w:val="2"/>
           <w:sz w:val="21"/>
           <w:szCs w:val="21"/>
           <w:shd w:val="clear" w:color="auto" w:fill="FFFFFF"/>
         </w:rPr>
-        <w:t>s</w:t>
-      </w:r>
-      <w:r>
-        <w:rPr>
-          <w:rFonts w:ascii="Times New Roman" w:eastAsia="sans-serif" w:hAnsi="Times New Roman"/>
-          <w:color w:val="273239"/>
-          <w:spacing w:val="2"/>
-          <w:sz w:val="21"/>
-          <w:szCs w:val="21"/>
-          <w:shd w:val="clear" w:color="auto" w:fill="FFFFFF"/>
-        </w:rPr>
-        <w:t xml:space="preserve"> to be passed as a parameter by the client itself.</w:t>
-      </w:r>
+        <w:t>2.您需要在游戏中实现恐怖分子和反恐人员的设定。因此，我们有两类角色，一类是恐怖分子（T），另一类是反恐人员（CT）。每当玩家要求获得武器时，我们就为其分配所要求的武器。在任务中，恐怖分子的任务是放置炸弹，而反恐人员则需要拆除炸弹。这里的“任务”对于这两种类型的玩家来说都是内在状态，因为这对恐怖分子和反恐人员来说始终是相同的。武器则是外在状态，因为每个玩家都可以携带自己选择的任何武器，而这些武器需要由客户端自行作为参数传递给系统。</w:t>
+      </w:r>
+      <w:bookmarkStart w:id="0" w:name="_GoBack"/>
+      <w:bookmarkEnd w:id="0"/>
     </w:p>
     <w:p>
       <w:pPr>
-        <w:pStyle w:val="a3"/>
+        <w:pStyle w:val="4"/>
         <w:widowControl/>
         <w:shd w:val="clear" w:color="auto" w:fill="FFFFFF"/>
         <w:spacing w:beforeAutospacing="0" w:after="120" w:afterAutospacing="0"/>
         <w:textAlignment w:val="baseline"/>
         <w:rPr>
-          <w:rFonts w:ascii="Times New Roman" w:eastAsia="sans-serif" w:hAnsi="Times New Roman"/>
+          <w:rFonts w:ascii="Times New Roman" w:hAnsi="Times New Roman" w:eastAsia="sans-serif"/>
           <w:b/>
           <w:bCs/>
           <w:color w:val="273239"/>
@@ -693,7 +676,7 @@
       </w:pPr>
       <w:r>
         <w:rPr>
-          <w:rFonts w:ascii="Times New Roman" w:eastAsia="sans-serif" w:hAnsi="Times New Roman"/>
+          <w:rFonts w:ascii="Times New Roman" w:hAnsi="Times New Roman" w:eastAsia="sans-serif"/>
           <w:b/>
           <w:bCs/>
           <w:color w:val="273239"/>
@@ -702,35 +685,19 @@
           <w:szCs w:val="21"/>
           <w:shd w:val="clear" w:color="auto" w:fill="FFFFFF"/>
         </w:rPr>
-        <w:t xml:space="preserve">Class </w:t>
-      </w:r>
-      <w:proofErr w:type="gramStart"/>
-      <w:r>
-        <w:rPr>
-          <w:rFonts w:ascii="Times New Roman" w:eastAsia="sans-serif" w:hAnsi="Times New Roman"/>
-          <w:b/>
-          <w:bCs/>
-          <w:color w:val="273239"/>
-          <w:spacing w:val="2"/>
-          <w:sz w:val="21"/>
-          <w:szCs w:val="21"/>
-          <w:shd w:val="clear" w:color="auto" w:fill="FFFFFF"/>
-        </w:rPr>
-        <w:t>Diagram :</w:t>
-      </w:r>
-      <w:proofErr w:type="gramEnd"/>
+        <w:t>Class Diagram :</w:t>
+      </w:r>
     </w:p>
     <w:p>
       <w:pPr>
         <w:rPr>
-          <w:rFonts w:ascii="宋体" w:eastAsia="宋体" w:hAnsi="宋体" w:cs="宋体"/>
+          <w:rFonts w:ascii="宋体" w:hAnsi="宋体" w:eastAsia="宋体" w:cs="宋体"/>
           <w:sz w:val="24"/>
         </w:rPr>
       </w:pPr>
       <w:r>
         <w:rPr>
-          <w:rFonts w:ascii="宋体" w:eastAsia="宋体" w:hAnsi="宋体" w:cs="宋体"/>
-          <w:noProof/>
+          <w:rFonts w:ascii="宋体" w:hAnsi="宋体" w:eastAsia="宋体" w:cs="宋体"/>
           <w:sz w:val="24"/>
         </w:rPr>
         <w:drawing>
@@ -751,7 +718,7 @@
                     </pic:cNvPicPr>
                   </pic:nvPicPr>
                   <pic:blipFill>
-                    <a:blip r:embed="rId10"/>
+                    <a:blip r:embed="rId6"/>
                     <a:stretch>
                       <a:fillRect/>
                     </a:stretch>
@@ -779,7 +746,7 @@
     <w:p>
       <w:pPr>
         <w:rPr>
-          <w:rFonts w:ascii="Times New Roman" w:eastAsia="宋体" w:hAnsi="Times New Roman" w:cs="Times New Roman"/>
+          <w:rFonts w:ascii="Times New Roman" w:hAnsi="Times New Roman" w:eastAsia="宋体" w:cs="Times New Roman"/>
           <w:b/>
           <w:bCs/>
           <w:szCs w:val="21"/>
@@ -787,7 +754,7 @@
       </w:pPr>
       <w:r>
         <w:rPr>
-          <w:rFonts w:ascii="Times New Roman" w:eastAsia="宋体" w:hAnsi="Times New Roman" w:cs="Times New Roman"/>
+          <w:rFonts w:ascii="Times New Roman" w:hAnsi="Times New Roman" w:eastAsia="宋体" w:cs="Times New Roman"/>
           <w:b/>
           <w:bCs/>
           <w:szCs w:val="21"/>
@@ -798,14 +765,11 @@
     <w:p>
       <w:pPr>
         <w:rPr>
-          <w:rFonts w:ascii="宋体" w:eastAsia="宋体" w:hAnsi="宋体" w:cs="宋体"/>
+          <w:rFonts w:ascii="宋体" w:hAnsi="宋体" w:eastAsia="宋体" w:cs="宋体"/>
           <w:sz w:val="24"/>
         </w:rPr>
       </w:pPr>
       <w:r>
-        <w:rPr>
-          <w:noProof/>
-        </w:rPr>
         <w:drawing>
           <wp:inline distT="0" distB="0" distL="114300" distR="114300">
             <wp:extent cx="3601720" cy="2362835"/>
@@ -824,7 +788,7 @@
                     </pic:cNvPicPr>
                   </pic:nvPicPr>
                   <pic:blipFill>
-                    <a:blip r:embed="rId11"/>
+                    <a:blip r:embed="rId7"/>
                     <a:stretch>
                       <a:fillRect/>
                     </a:stretch>
@@ -852,7 +816,7 @@
     <w:p>
       <w:r>
         <w:rPr>
-          <w:rFonts w:ascii="Times New Roman" w:eastAsia="宋体" w:hAnsi="Times New Roman" w:cs="Times New Roman"/>
+          <w:rFonts w:ascii="Times New Roman" w:hAnsi="Times New Roman" w:eastAsia="宋体" w:cs="Times New Roman"/>
           <w:b/>
           <w:bCs/>
           <w:i/>
@@ -865,58 +829,20 @@
     <w:sectPr>
       <w:pgSz w:w="11906" w:h="16838"/>
       <w:pgMar w:top="1440" w:right="1800" w:bottom="1440" w:left="1800" w:header="851" w:footer="992" w:gutter="0"/>
-      <w:cols w:space="425"/>
-      <w:docGrid w:type="lines" w:linePitch="312"/>
+      <w:cols w:space="425" w:num="1"/>
+      <w:docGrid w:type="lines" w:linePitch="312" w:charSpace="0"/>
     </w:sectPr>
   </w:body>
 </w:document>
 </file>
 
-<file path=word/endnotes.xml><?xml version="1.0" encoding="utf-8"?>
-<w:endnotes xmlns:wpc="http://schemas.microsoft.com/office/word/2010/wordprocessingCanvas" xmlns:cx="http://schemas.microsoft.com/office/drawing/2014/chartex" xmlns:cx1="http://schemas.microsoft.com/office/drawing/2015/9/8/chartex" xmlns:cx2="http://schemas.microsoft.com/office/drawing/2015/10/21/chartex" xmlns:cx3="http://schemas.microsoft.com/office/drawing/2016/5/9/chartex" xmlns:cx4="http://schemas.microsoft.com/office/drawing/2016/5/10/chartex" xmlns:cx5="http://schemas.microsoft.com/office/drawing/2016/5/11/chartex" xmlns:cx6="http://schemas.microsoft.com/office/drawing/2016/5/12/chartex" xmlns:cx7="http://schemas.microsoft.com/office/drawing/2016/5/13/chartex" xmlns:cx8="http://schemas.microsoft.com/office/drawing/2016/5/14/chartex" xmlns:mc="http://schemas.openxmlformats.org/markup-compatibility/2006" xmlns:aink="http://schemas.microsoft.com/office/drawing/2016/ink" xmlns:am3d="http://schemas.microsoft.com/office/drawing/2017/model3d" xmlns:o="urn:schemas-microsoft-com:office:office" xmlns:r="http://schemas.openxmlformats.org/officeDocument/2006/relationships" xmlns:m="http://schemas.openxmlformats.org/officeDocument/2006/math" xmlns:v="urn:schemas-microsoft-com:vml" xmlns:wp14="http://schemas.microsoft.com/office/word/2010/wordprocessingDrawing" xmlns:wp="http://schemas.openxmlformats.org/drawingml/2006/wordprocessingDrawing" xmlns:w10="urn:schemas-microsoft-com:office:word" xmlns:w="http://schemas.openxmlformats.org/wordprocessingml/2006/main" xmlns:w14="http://schemas.microsoft.com/office/word/2010/wordml" xmlns:w15="http://schemas.microsoft.com/office/word/2012/wordml" xmlns:w16cid="http://schemas.microsoft.com/office/word/2016/wordml/cid" xmlns:w16se="http://schemas.microsoft.com/office/word/2015/wordml/symex" xmlns:wpg="http://schemas.microsoft.com/office/word/2010/wordprocessingGroup" xmlns:wpi="http://schemas.microsoft.com/office/word/2010/wordprocessingInk" xmlns:wne="http://schemas.microsoft.com/office/word/2006/wordml" xmlns:wps="http://schemas.microsoft.com/office/word/2010/wordprocessingShape" mc:Ignorable="w14 w15 w16se w16cid wp14">
-  <w:endnote w:type="separator" w:id="-1">
-    <w:p>
-      <w:r>
-        <w:separator/>
-      </w:r>
-    </w:p>
-  </w:endnote>
-  <w:endnote w:type="continuationSeparator" w:id="0">
-    <w:p>
-      <w:r>
-        <w:continuationSeparator/>
-      </w:r>
-    </w:p>
-  </w:endnote>
-</w:endnotes>
-</file>
-
-<file path=word/footnotes.xml><?xml version="1.0" encoding="utf-8"?>
-<w:footnotes xmlns:wpc="http://schemas.microsoft.com/office/word/2010/wordprocessingCanvas" xmlns:cx="http://schemas.microsoft.com/office/drawing/2014/chartex" xmlns:cx1="http://schemas.microsoft.com/office/drawing/2015/9/8/chartex" xmlns:cx2="http://schemas.microsoft.com/office/drawing/2015/10/21/chartex" xmlns:cx3="http://schemas.microsoft.com/office/drawing/2016/5/9/chartex" xmlns:cx4="http://schemas.microsoft.com/office/drawing/2016/5/10/chartex" xmlns:cx5="http://schemas.microsoft.com/office/drawing/2016/5/11/chartex" xmlns:cx6="http://schemas.microsoft.com/office/drawing/2016/5/12/chartex" xmlns:cx7="http://schemas.microsoft.com/office/drawing/2016/5/13/chartex" xmlns:cx8="http://schemas.microsoft.com/office/drawing/2016/5/14/chartex" xmlns:mc="http://schemas.openxmlformats.org/markup-compatibility/2006" xmlns:aink="http://schemas.microsoft.com/office/drawing/2016/ink" xmlns:am3d="http://schemas.microsoft.com/office/drawing/2017/model3d" xmlns:o="urn:schemas-microsoft-com:office:office" xmlns:r="http://schemas.openxmlformats.org/officeDocument/2006/relationships" xmlns:m="http://schemas.openxmlformats.org/officeDocument/2006/math" xmlns:v="urn:schemas-microsoft-com:vml" xmlns:wp14="http://schemas.microsoft.com/office/word/2010/wordprocessingDrawing" xmlns:wp="http://schemas.openxmlformats.org/drawingml/2006/wordprocessingDrawing" xmlns:w10="urn:schemas-microsoft-com:office:word" xmlns:w="http://schemas.openxmlformats.org/wordprocessingml/2006/main" xmlns:w14="http://schemas.microsoft.com/office/word/2010/wordml" xmlns:w15="http://schemas.microsoft.com/office/word/2012/wordml" xmlns:w16cid="http://schemas.microsoft.com/office/word/2016/wordml/cid" xmlns:w16se="http://schemas.microsoft.com/office/word/2015/wordml/symex" xmlns:wpg="http://schemas.microsoft.com/office/word/2010/wordprocessingGroup" xmlns:wpi="http://schemas.microsoft.com/office/word/2010/wordprocessingInk" xmlns:wne="http://schemas.microsoft.com/office/word/2006/wordml" xmlns:wps="http://schemas.microsoft.com/office/word/2010/wordprocessingShape" mc:Ignorable="w14 w15 w16se w16cid wp14">
-  <w:footnote w:type="separator" w:id="-1">
-    <w:p>
-      <w:r>
-        <w:separator/>
-      </w:r>
-    </w:p>
-  </w:footnote>
-  <w:footnote w:type="continuationSeparator" w:id="0">
-    <w:p>
-      <w:r>
-        <w:continuationSeparator/>
-      </w:r>
-    </w:p>
-  </w:footnote>
-</w:footnotes>
-</file>
-
 <file path=word/numbering.xml><?xml version="1.0" encoding="utf-8"?>
-<w:numbering xmlns:wpc="http://schemas.microsoft.com/office/word/2010/wordprocessingCanvas" xmlns:cx="http://schemas.microsoft.com/office/drawing/2014/chartex" xmlns:cx1="http://schemas.microsoft.com/office/drawing/2015/9/8/chartex" xmlns:cx2="http://schemas.microsoft.com/office/drawing/2015/10/21/chartex" xmlns:cx3="http://schemas.microsoft.com/office/drawing/2016/5/9/chartex" xmlns:cx4="http://schemas.microsoft.com/office/drawing/2016/5/10/chartex" xmlns:cx5="http://schemas.microsoft.com/office/drawing/2016/5/11/chartex" xmlns:cx6="http://schemas.microsoft.com/office/drawing/2016/5/12/chartex" xmlns:cx7="http://schemas.microsoft.com/office/drawing/2016/5/13/chartex" xmlns:cx8="http://schemas.microsoft.com/office/drawing/2016/5/14/chartex" xmlns:mc="http://schemas.openxmlformats.org/markup-compatibility/2006" xmlns:aink="http://schemas.microsoft.com/office/drawing/2016/ink" xmlns:am3d="http://schemas.microsoft.com/office/drawing/2017/model3d" xmlns:o="urn:schemas-microsoft-com:office:office" xmlns:r="http://schemas.openxmlformats.org/officeDocument/2006/relationships" xmlns:m="http://schemas.openxmlformats.org/officeDocument/2006/math" xmlns:v="urn:schemas-microsoft-com:vml" xmlns:wp14="http://schemas.microsoft.com/office/word/2010/wordprocessingDrawing" xmlns:wp="http://schemas.openxmlformats.org/drawingml/2006/wordprocessingDrawing" xmlns:w10="urn:schemas-microsoft-com:office:word" xmlns:w="http://schemas.openxmlformats.org/wordprocessingml/2006/main" xmlns:w14="http://schemas.microsoft.com/office/word/2010/wordml" xmlns:w15="http://schemas.microsoft.com/office/word/2012/wordml" xmlns:w16cid="http://schemas.microsoft.com/office/word/2016/wordml/cid" xmlns:w16se="http://schemas.microsoft.com/office/word/2015/wordml/symex" xmlns:wpg="http://schemas.microsoft.com/office/word/2010/wordprocessingGroup" xmlns:wpi="http://schemas.microsoft.com/office/word/2010/wordprocessingInk" xmlns:wne="http://schemas.microsoft.com/office/word/2006/wordml" xmlns:wps="http://schemas.microsoft.com/office/word/2010/wordprocessingShape" mc:Ignorable="w14 w15 w16se w16cid wp14">
-  <w:abstractNum w:abstractNumId="0" w15:restartNumberingAfterBreak="0">
+<w:numbering xmlns:wpc="http://schemas.microsoft.com/office/word/2010/wordprocessingCanvas" xmlns:mc="http://schemas.openxmlformats.org/markup-compatibility/2006" xmlns:o="urn:schemas-microsoft-com:office:office" xmlns:r="http://schemas.openxmlformats.org/officeDocument/2006/relationships" xmlns:m="http://schemas.openxmlformats.org/officeDocument/2006/math" xmlns:v="urn:schemas-microsoft-com:vml" xmlns:wp14="http://schemas.microsoft.com/office/word/2010/wordprocessingDrawing" xmlns:wp="http://schemas.openxmlformats.org/drawingml/2006/wordprocessingDrawing" xmlns:w10="urn:schemas-microsoft-com:office:word" xmlns:w="http://schemas.openxmlformats.org/wordprocessingml/2006/main" xmlns:w14="http://schemas.microsoft.com/office/word/2010/wordml" xmlns:wpg="http://schemas.microsoft.com/office/word/2010/wordprocessingGroup" xmlns:wpi="http://schemas.microsoft.com/office/word/2010/wordprocessingInk" xmlns:wne="http://schemas.microsoft.com/office/word/2006/wordml" xmlns:wps="http://schemas.microsoft.com/office/word/2010/wordprocessingShape" xmlns:wpsCustomData="http://www.wps.cn/officeDocument/2013/wpsCustomData" mc:Ignorable="w14 wp14">
+  <w:abstractNum w:abstractNumId="0">
     <w:nsid w:val="831ECDDD"/>
     <w:multiLevelType w:val="singleLevel"/>
     <w:tmpl w:val="831ECDDD"/>
-    <w:lvl w:ilvl="0">
+    <w:lvl w:ilvl="0" w:tentative="0">
       <w:start w:val="1"/>
       <w:numFmt w:val="decimal"/>
       <w:lvlText w:val="%1."/>
@@ -936,330 +862,294 @@
 </file>
 
 <file path=word/styles.xml><?xml version="1.0" encoding="utf-8"?>
-<w:styles xmlns:mc="http://schemas.openxmlformats.org/markup-compatibility/2006" xmlns:r="http://schemas.openxmlformats.org/officeDocument/2006/relationships" xmlns:w="http://schemas.openxmlformats.org/wordprocessingml/2006/main" xmlns:w14="http://schemas.microsoft.com/office/word/2010/wordml" xmlns:w15="http://schemas.microsoft.com/office/word/2012/wordml" xmlns:w16cid="http://schemas.microsoft.com/office/word/2016/wordml/cid" xmlns:w16se="http://schemas.microsoft.com/office/word/2015/wordml/symex" mc:Ignorable="w14 w15 w16se w16cid">
+<w:styles xmlns:mc="http://schemas.openxmlformats.org/markup-compatibility/2006" xmlns:o="urn:schemas-microsoft-com:office:office" xmlns:r="http://schemas.openxmlformats.org/officeDocument/2006/relationships" xmlns:m="http://schemas.openxmlformats.org/officeDocument/2006/math" xmlns:v="urn:schemas-microsoft-com:vml" xmlns:w="http://schemas.openxmlformats.org/wordprocessingml/2006/main" xmlns:w14="http://schemas.microsoft.com/office/word/2010/wordml" xmlns:w10="urn:schemas-microsoft-com:office:word" xmlns:sl="http://schemas.openxmlformats.org/schemaLibrary/2006/main" xmlns:wpsCustomData="http://www.wps.cn/officeDocument/2013/wpsCustomData" mc:Ignorable="w14">
   <w:docDefaults>
     <w:rPrDefault>
       <w:rPr>
-        <w:rFonts w:ascii="Times New Roman" w:eastAsia="宋体" w:hAnsi="Times New Roman" w:cs="Times New Roman"/>
-        <w:lang w:val="en-US" w:eastAsia="zh-CN" w:bidi="ar-SA"/>
+        <w:rFonts w:ascii="Times New Roman" w:hAnsi="Times New Roman" w:eastAsia="宋体" w:cs="Times New Roman"/>
       </w:rPr>
     </w:rPrDefault>
     <w:pPrDefault/>
   </w:docDefaults>
-  <w:latentStyles w:defLockedState="0" w:defUIPriority="0" w:defSemiHidden="0" w:defUnhideWhenUsed="0" w:defQFormat="0" w:count="375">
-    <w:lsdException w:name="Normal" w:qFormat="1"/>
-    <w:lsdException w:name="heading 1" w:qFormat="1"/>
-    <w:lsdException w:name="heading 2" w:semiHidden="1" w:unhideWhenUsed="1" w:qFormat="1"/>
-    <w:lsdException w:name="heading 3" w:semiHidden="1" w:unhideWhenUsed="1" w:qFormat="1"/>
-    <w:lsdException w:name="heading 4" w:semiHidden="1" w:unhideWhenUsed="1" w:qFormat="1"/>
-    <w:lsdException w:name="heading 5" w:semiHidden="1" w:unhideWhenUsed="1" w:qFormat="1"/>
-    <w:lsdException w:name="heading 6" w:semiHidden="1" w:unhideWhenUsed="1" w:qFormat="1"/>
-    <w:lsdException w:name="heading 7" w:semiHidden="1" w:unhideWhenUsed="1" w:qFormat="1"/>
-    <w:lsdException w:name="heading 8" w:semiHidden="1" w:unhideWhenUsed="1" w:qFormat="1"/>
-    <w:lsdException w:name="heading 9" w:semiHidden="1" w:unhideWhenUsed="1" w:qFormat="1"/>
-    <w:lsdException w:name="caption" w:semiHidden="1" w:unhideWhenUsed="1" w:qFormat="1"/>
-    <w:lsdException w:name="Title" w:qFormat="1"/>
-    <w:lsdException w:name="Default Paragraph Font" w:semiHidden="1"/>
-    <w:lsdException w:name="Subtitle" w:qFormat="1"/>
-    <w:lsdException w:name="Strong" w:qFormat="1"/>
-    <w:lsdException w:name="Emphasis" w:qFormat="1"/>
-    <w:lsdException w:name="HTML Top of Form" w:semiHidden="1" w:uiPriority="99" w:unhideWhenUsed="1"/>
-    <w:lsdException w:name="HTML Bottom of Form" w:semiHidden="1" w:uiPriority="99" w:unhideWhenUsed="1"/>
-    <w:lsdException w:name="Normal Table" w:semiHidden="1" w:unhideWhenUsed="1"/>
-    <w:lsdException w:name="No List" w:semiHidden="1" w:uiPriority="99" w:unhideWhenUsed="1"/>
-    <w:lsdException w:name="Outline List 1" w:semiHidden="1" w:uiPriority="99" w:unhideWhenUsed="1"/>
-    <w:lsdException w:name="Outline List 2" w:semiHidden="1" w:uiPriority="99" w:unhideWhenUsed="1"/>
-    <w:lsdException w:name="Outline List 3" w:semiHidden="1" w:uiPriority="99" w:unhideWhenUsed="1"/>
-    <w:lsdException w:name="Table Simple 1" w:semiHidden="1" w:unhideWhenUsed="1"/>
-    <w:lsdException w:name="Table Simple 2" w:semiHidden="1" w:unhideWhenUsed="1"/>
-    <w:lsdException w:name="Table Simple 3" w:semiHidden="1" w:unhideWhenUsed="1"/>
-    <w:lsdException w:name="Table Classic 1" w:semiHidden="1" w:unhideWhenUsed="1"/>
-    <w:lsdException w:name="Table Classic 2" w:semiHidden="1" w:unhideWhenUsed="1"/>
-    <w:lsdException w:name="Table Classic 3" w:semiHidden="1" w:unhideWhenUsed="1"/>
-    <w:lsdException w:name="Table Classic 4" w:semiHidden="1" w:unhideWhenUsed="1"/>
-    <w:lsdException w:name="Table Colorful 1" w:semiHidden="1" w:unhideWhenUsed="1"/>
-    <w:lsdException w:name="Table Colorful 2" w:semiHidden="1" w:unhideWhenUsed="1"/>
-    <w:lsdException w:name="Table Colorful 3" w:semiHidden="1" w:unhideWhenUsed="1"/>
-    <w:lsdException w:name="Table Columns 1" w:semiHidden="1" w:unhideWhenUsed="1"/>
-    <w:lsdException w:name="Table Columns 2" w:semiHidden="1" w:unhideWhenUsed="1"/>
-    <w:lsdException w:name="Table Columns 3" w:semiHidden="1" w:unhideWhenUsed="1"/>
-    <w:lsdException w:name="Table Columns 4" w:semiHidden="1" w:unhideWhenUsed="1"/>
-    <w:lsdException w:name="Table Columns 5" w:semiHidden="1" w:unhideWhenUsed="1"/>
-    <w:lsdException w:name="Table Grid 1" w:semiHidden="1" w:unhideWhenUsed="1"/>
-    <w:lsdException w:name="Table Grid 2" w:semiHidden="1" w:unhideWhenUsed="1"/>
-    <w:lsdException w:name="Table Grid 3" w:semiHidden="1" w:unhideWhenUsed="1"/>
-    <w:lsdException w:name="Table Grid 4" w:semiHidden="1" w:unhideWhenUsed="1"/>
-    <w:lsdException w:name="Table Grid 5" w:semiHidden="1" w:unhideWhenUsed="1"/>
-    <w:lsdException w:name="Table Grid 6" w:semiHidden="1" w:unhideWhenUsed="1"/>
-    <w:lsdException w:name="Table Grid 7" w:semiHidden="1" w:unhideWhenUsed="1"/>
-    <w:lsdException w:name="Table Grid 8" w:semiHidden="1" w:unhideWhenUsed="1"/>
-    <w:lsdException w:name="Table List 1" w:semiHidden="1" w:unhideWhenUsed="1"/>
-    <w:lsdException w:name="Table List 2" w:semiHidden="1" w:unhideWhenUsed="1"/>
-    <w:lsdException w:name="Table List 3" w:semiHidden="1" w:unhideWhenUsed="1"/>
-    <w:lsdException w:name="Table List 4" w:semiHidden="1" w:unhideWhenUsed="1"/>
-    <w:lsdException w:name="Table List 5" w:semiHidden="1" w:unhideWhenUsed="1"/>
-    <w:lsdException w:name="Table List 6" w:semiHidden="1" w:unhideWhenUsed="1"/>
-    <w:lsdException w:name="Table List 7" w:semiHidden="1" w:unhideWhenUsed="1"/>
-    <w:lsdException w:name="Table List 8" w:semiHidden="1" w:unhideWhenUsed="1"/>
-    <w:lsdException w:name="Table 3D effects 1" w:semiHidden="1" w:unhideWhenUsed="1"/>
-    <w:lsdException w:name="Table 3D effects 2" w:semiHidden="1" w:unhideWhenUsed="1"/>
-    <w:lsdException w:name="Table 3D effects 3" w:semiHidden="1" w:unhideWhenUsed="1"/>
-    <w:lsdException w:name="Table Contemporary" w:semiHidden="1" w:unhideWhenUsed="1"/>
-    <w:lsdException w:name="Table Elegant" w:semiHidden="1" w:unhideWhenUsed="1"/>
-    <w:lsdException w:name="Table Professional" w:semiHidden="1" w:unhideWhenUsed="1"/>
-    <w:lsdException w:name="Table Subtle 1" w:semiHidden="1" w:unhideWhenUsed="1"/>
-    <w:lsdException w:name="Table Subtle 2" w:semiHidden="1" w:unhideWhenUsed="1"/>
-    <w:lsdException w:name="Table Web 1" w:semiHidden="1" w:unhideWhenUsed="1"/>
-    <w:lsdException w:name="Table Web 2" w:semiHidden="1" w:unhideWhenUsed="1"/>
-    <w:lsdException w:name="Table Web 3" w:semiHidden="1" w:unhideWhenUsed="1"/>
-    <w:lsdException w:name="Table Theme" w:semiHidden="1" w:unhideWhenUsed="1"/>
-    <w:lsdException w:name="Placeholder Text" w:semiHidden="1" w:uiPriority="99"/>
-    <w:lsdException w:name="No Spacing" w:uiPriority="99"/>
-    <w:lsdException w:name="Light Shading" w:uiPriority="60"/>
-    <w:lsdException w:name="Light List" w:uiPriority="61"/>
-    <w:lsdException w:name="Light Grid" w:uiPriority="62"/>
-    <w:lsdException w:name="Medium Shading 1" w:uiPriority="63"/>
-    <w:lsdException w:name="Medium Shading 2" w:uiPriority="64"/>
-    <w:lsdException w:name="Medium List 1" w:uiPriority="65"/>
-    <w:lsdException w:name="Medium List 2" w:uiPriority="66"/>
-    <w:lsdException w:name="Medium Grid 1" w:uiPriority="67"/>
-    <w:lsdException w:name="Medium Grid 2" w:uiPriority="68"/>
-    <w:lsdException w:name="Medium Grid 3" w:uiPriority="69"/>
-    <w:lsdException w:name="Dark List" w:uiPriority="70"/>
-    <w:lsdException w:name="Colorful Shading" w:uiPriority="71"/>
-    <w:lsdException w:name="Colorful List" w:uiPriority="72"/>
-    <w:lsdException w:name="Colorful Grid" w:uiPriority="73"/>
-    <w:lsdException w:name="Light Shading Accent 1" w:uiPriority="60"/>
-    <w:lsdException w:name="Light List Accent 1" w:uiPriority="61"/>
-    <w:lsdException w:name="Light Grid Accent 1" w:uiPriority="62"/>
-    <w:lsdException w:name="Medium Shading 1 Accent 1" w:uiPriority="63"/>
-    <w:lsdException w:name="Medium Shading 2 Accent 1" w:uiPriority="64"/>
-    <w:lsdException w:name="Medium List 1 Accent 1" w:uiPriority="65"/>
-    <w:lsdException w:name="Revision" w:semiHidden="1" w:uiPriority="99"/>
-    <w:lsdException w:name="List Paragraph" w:uiPriority="99"/>
-    <w:lsdException w:name="Quote" w:uiPriority="99"/>
-    <w:lsdException w:name="Intense Quote" w:uiPriority="99"/>
-    <w:lsdException w:name="Medium List 2 Accent 1" w:uiPriority="66"/>
-    <w:lsdException w:name="Medium Grid 1 Accent 1" w:uiPriority="67"/>
-    <w:lsdException w:name="Medium Grid 2 Accent 1" w:uiPriority="68"/>
-    <w:lsdException w:name="Medium Grid 3 Accent 1" w:uiPriority="69"/>
-    <w:lsdException w:name="Dark List Accent 1" w:uiPriority="70"/>
-    <w:lsdException w:name="Colorful Shading Accent 1" w:uiPriority="71"/>
-    <w:lsdException w:name="Colorful List Accent 1" w:uiPriority="72"/>
-    <w:lsdException w:name="Colorful Grid Accent 1" w:uiPriority="73"/>
-    <w:lsdException w:name="Light Shading Accent 2" w:uiPriority="60"/>
-    <w:lsdException w:name="Light List Accent 2" w:uiPriority="61"/>
-    <w:lsdException w:name="Light Grid Accent 2" w:uiPriority="62"/>
-    <w:lsdException w:name="Medium Shading 1 Accent 2" w:uiPriority="63"/>
-    <w:lsdException w:name="Medium Shading 2 Accent 2" w:uiPriority="64"/>
-    <w:lsdException w:name="Medium List 1 Accent 2" w:uiPriority="65"/>
-    <w:lsdException w:name="Medium List 2 Accent 2" w:uiPriority="66"/>
-    <w:lsdException w:name="Medium Grid 1 Accent 2" w:uiPriority="67"/>
-    <w:lsdException w:name="Medium Grid 2 Accent 2" w:uiPriority="68"/>
-    <w:lsdException w:name="Medium Grid 3 Accent 2" w:uiPriority="69"/>
-    <w:lsdException w:name="Dark List Accent 2" w:uiPriority="70"/>
-    <w:lsdException w:name="Colorful Shading Accent 2" w:uiPriority="71"/>
-    <w:lsdException w:name="Colorful List Accent 2" w:uiPriority="72"/>
-    <w:lsdException w:name="Colorful Grid Accent 2" w:uiPriority="73"/>
-    <w:lsdException w:name="Light Shading Accent 3" w:uiPriority="60"/>
-    <w:lsdException w:name="Light List Accent 3" w:uiPriority="61"/>
-    <w:lsdException w:name="Light Grid Accent 3" w:uiPriority="62"/>
-    <w:lsdException w:name="Medium Shading 1 Accent 3" w:uiPriority="63"/>
-    <w:lsdException w:name="Medium Shading 2 Accent 3" w:uiPriority="64"/>
-    <w:lsdException w:name="Medium List 1 Accent 3" w:uiPriority="65"/>
-    <w:lsdException w:name="Medium List 2 Accent 3" w:uiPriority="66"/>
-    <w:lsdException w:name="Medium Grid 1 Accent 3" w:uiPriority="67"/>
-    <w:lsdException w:name="Medium Grid 2 Accent 3" w:uiPriority="68"/>
-    <w:lsdException w:name="Medium Grid 3 Accent 3" w:uiPriority="69"/>
-    <w:lsdException w:name="Dark List Accent 3" w:uiPriority="70"/>
-    <w:lsdException w:name="Colorful Shading Accent 3" w:uiPriority="71"/>
-    <w:lsdException w:name="Colorful List Accent 3" w:uiPriority="72"/>
-    <w:lsdException w:name="Colorful Grid Accent 3" w:uiPriority="73"/>
-    <w:lsdException w:name="Light Shading Accent 4" w:uiPriority="60"/>
-    <w:lsdException w:name="Light List Accent 4" w:uiPriority="61"/>
-    <w:lsdException w:name="Light Grid Accent 4" w:uiPriority="62"/>
-    <w:lsdException w:name="Medium Shading 1 Accent 4" w:uiPriority="63"/>
-    <w:lsdException w:name="Medium Shading 2 Accent 4" w:uiPriority="64"/>
-    <w:lsdException w:name="Medium List 1 Accent 4" w:uiPriority="65"/>
-    <w:lsdException w:name="Medium List 2 Accent 4" w:uiPriority="66"/>
-    <w:lsdException w:name="Medium Grid 1 Accent 4" w:uiPriority="67"/>
-    <w:lsdException w:name="Medium Grid 2 Accent 4" w:uiPriority="68"/>
-    <w:lsdException w:name="Medium Grid 3 Accent 4" w:uiPriority="69"/>
-    <w:lsdException w:name="Dark List Accent 4" w:uiPriority="70"/>
-    <w:lsdException w:name="Colorful Shading Accent 4" w:uiPriority="71"/>
-    <w:lsdException w:name="Colorful List Accent 4" w:uiPriority="72"/>
-    <w:lsdException w:name="Colorful Grid Accent 4" w:uiPriority="73"/>
-    <w:lsdException w:name="Light Shading Accent 5" w:uiPriority="60"/>
-    <w:lsdException w:name="Light List Accent 5" w:uiPriority="61"/>
-    <w:lsdException w:name="Light Grid Accent 5" w:uiPriority="62"/>
-    <w:lsdException w:name="Medium Shading 1 Accent 5" w:uiPriority="63"/>
-    <w:lsdException w:name="Medium Shading 2 Accent 5" w:uiPriority="64"/>
-    <w:lsdException w:name="Medium List 1 Accent 5" w:uiPriority="65"/>
-    <w:lsdException w:name="Medium List 2 Accent 5" w:uiPriority="66"/>
-    <w:lsdException w:name="Medium Grid 1 Accent 5" w:uiPriority="67"/>
-    <w:lsdException w:name="Medium Grid 2 Accent 5" w:uiPriority="68"/>
-    <w:lsdException w:name="Medium Grid 3 Accent 5" w:uiPriority="69"/>
-    <w:lsdException w:name="Dark List Accent 5" w:uiPriority="70"/>
-    <w:lsdException w:name="Colorful Shading Accent 5" w:uiPriority="71"/>
-    <w:lsdException w:name="Colorful List Accent 5" w:uiPriority="72"/>
-    <w:lsdException w:name="Colorful Grid Accent 5" w:uiPriority="73"/>
-    <w:lsdException w:name="Light Shading Accent 6" w:uiPriority="60"/>
-    <w:lsdException w:name="Light List Accent 6" w:uiPriority="61"/>
-    <w:lsdException w:name="Light Grid Accent 6" w:uiPriority="62"/>
-    <w:lsdException w:name="Medium Shading 1 Accent 6" w:uiPriority="63"/>
-    <w:lsdException w:name="Medium Shading 2 Accent 6" w:uiPriority="64"/>
-    <w:lsdException w:name="Medium List 1 Accent 6" w:uiPriority="65"/>
-    <w:lsdException w:name="Medium List 2 Accent 6" w:uiPriority="66"/>
-    <w:lsdException w:name="Medium Grid 1 Accent 6" w:uiPriority="67"/>
-    <w:lsdException w:name="Medium Grid 2 Accent 6" w:uiPriority="68"/>
-    <w:lsdException w:name="Medium Grid 3 Accent 6" w:uiPriority="69"/>
-    <w:lsdException w:name="Dark List Accent 6" w:uiPriority="70"/>
-    <w:lsdException w:name="Colorful Shading Accent 6" w:uiPriority="71"/>
-    <w:lsdException w:name="Colorful List Accent 6" w:uiPriority="72"/>
-    <w:lsdException w:name="Colorful Grid Accent 6" w:uiPriority="73"/>
-    <w:lsdException w:name="Subtle Emphasis" w:uiPriority="19" w:qFormat="1"/>
-    <w:lsdException w:name="Intense Emphasis" w:uiPriority="21" w:qFormat="1"/>
-    <w:lsdException w:name="Subtle Reference" w:uiPriority="31" w:qFormat="1"/>
-    <w:lsdException w:name="Intense Reference" w:uiPriority="32" w:qFormat="1"/>
-    <w:lsdException w:name="Book Title" w:uiPriority="33" w:qFormat="1"/>
-    <w:lsdException w:name="Bibliography" w:semiHidden="1" w:uiPriority="37" w:unhideWhenUsed="1"/>
-    <w:lsdException w:name="TOC Heading" w:semiHidden="1" w:uiPriority="39" w:unhideWhenUsed="1" w:qFormat="1"/>
-    <w:lsdException w:name="Plain Table 1" w:uiPriority="41"/>
-    <w:lsdException w:name="Plain Table 2" w:uiPriority="42"/>
-    <w:lsdException w:name="Plain Table 3" w:uiPriority="43"/>
-    <w:lsdException w:name="Plain Table 4" w:uiPriority="44"/>
-    <w:lsdException w:name="Plain Table 5" w:uiPriority="45"/>
-    <w:lsdException w:name="Grid Table Light" w:uiPriority="40"/>
-    <w:lsdException w:name="Grid Table 1 Light" w:uiPriority="46"/>
-    <w:lsdException w:name="Grid Table 2" w:uiPriority="47"/>
-    <w:lsdException w:name="Grid Table 3" w:uiPriority="48"/>
-    <w:lsdException w:name="Grid Table 4" w:uiPriority="49"/>
-    <w:lsdException w:name="Grid Table 5 Dark" w:uiPriority="50"/>
-    <w:lsdException w:name="Grid Table 6 Colorful" w:uiPriority="51"/>
-    <w:lsdException w:name="Grid Table 7 Colorful" w:uiPriority="52"/>
-    <w:lsdException w:name="Grid Table 1 Light Accent 1" w:uiPriority="46"/>
-    <w:lsdException w:name="Grid Table 2 Accent 1" w:uiPriority="47"/>
-    <w:lsdException w:name="Grid Table 3 Accent 1" w:uiPriority="48"/>
-    <w:lsdException w:name="Grid Table 4 Accent 1" w:uiPriority="49"/>
-    <w:lsdException w:name="Grid Table 5 Dark Accent 1" w:uiPriority="50"/>
-    <w:lsdException w:name="Grid Table 6 Colorful Accent 1" w:uiPriority="51"/>
-    <w:lsdException w:name="Grid Table 7 Colorful Accent 1" w:uiPriority="52"/>
-    <w:lsdException w:name="Grid Table 1 Light Accent 2" w:uiPriority="46"/>
-    <w:lsdException w:name="Grid Table 2 Accent 2" w:uiPriority="47"/>
-    <w:lsdException w:name="Grid Table 3 Accent 2" w:uiPriority="48"/>
-    <w:lsdException w:name="Grid Table 4 Accent 2" w:uiPriority="49"/>
-    <w:lsdException w:name="Grid Table 5 Dark Accent 2" w:uiPriority="50"/>
-    <w:lsdException w:name="Grid Table 6 Colorful Accent 2" w:uiPriority="51"/>
-    <w:lsdException w:name="Grid Table 7 Colorful Accent 2" w:uiPriority="52"/>
-    <w:lsdException w:name="Grid Table 1 Light Accent 3" w:uiPriority="46"/>
-    <w:lsdException w:name="Grid Table 2 Accent 3" w:uiPriority="47"/>
-    <w:lsdException w:name="Grid Table 3 Accent 3" w:uiPriority="48"/>
-    <w:lsdException w:name="Grid Table 4 Accent 3" w:uiPriority="49"/>
-    <w:lsdException w:name="Grid Table 5 Dark Accent 3" w:uiPriority="50"/>
-    <w:lsdException w:name="Grid Table 6 Colorful Accent 3" w:uiPriority="51"/>
-    <w:lsdException w:name="Grid Table 7 Colorful Accent 3" w:uiPriority="52"/>
-    <w:lsdException w:name="Grid Table 1 Light Accent 4" w:uiPriority="46"/>
-    <w:lsdException w:name="Grid Table 2 Accent 4" w:uiPriority="47"/>
-    <w:lsdException w:name="Grid Table 3 Accent 4" w:uiPriority="48"/>
-    <w:lsdException w:name="Grid Table 4 Accent 4" w:uiPriority="49"/>
-    <w:lsdException w:name="Grid Table 5 Dark Accent 4" w:uiPriority="50"/>
-    <w:lsdException w:name="Grid Table 6 Colorful Accent 4" w:uiPriority="51"/>
-    <w:lsdException w:name="Grid Table 7 Colorful Accent 4" w:uiPriority="52"/>
-    <w:lsdException w:name="Grid Table 1 Light Accent 5" w:uiPriority="46"/>
-    <w:lsdException w:name="Grid Table 2 Accent 5" w:uiPriority="47"/>
-    <w:lsdException w:name="Grid Table 3 Accent 5" w:uiPriority="48"/>
-    <w:lsdException w:name="Grid Table 4 Accent 5" w:uiPriority="49"/>
-    <w:lsdException w:name="Grid Table 5 Dark Accent 5" w:uiPriority="50"/>
-    <w:lsdException w:name="Grid Table 6 Colorful Accent 5" w:uiPriority="51"/>
-    <w:lsdException w:name="Grid Table 7 Colorful Accent 5" w:uiPriority="52"/>
-    <w:lsdException w:name="Grid Table 1 Light Accent 6" w:uiPriority="46"/>
-    <w:lsdException w:name="Grid Table 2 Accent 6" w:uiPriority="47"/>
-    <w:lsdException w:name="Grid Table 3 Accent 6" w:uiPriority="48"/>
-    <w:lsdException w:name="Grid Table 4 Accent 6" w:uiPriority="49"/>
-    <w:lsdException w:name="Grid Table 5 Dark Accent 6" w:uiPriority="50"/>
-    <w:lsdException w:name="Grid Table 6 Colorful Accent 6" w:uiPriority="51"/>
-    <w:lsdException w:name="Grid Table 7 Colorful Accent 6" w:uiPriority="52"/>
-    <w:lsdException w:name="List Table 1 Light" w:uiPriority="46"/>
-    <w:lsdException w:name="List Table 2" w:uiPriority="47"/>
-    <w:lsdException w:name="List Table 3" w:uiPriority="48"/>
-    <w:lsdException w:name="List Table 4" w:uiPriority="49"/>
-    <w:lsdException w:name="List Table 5 Dark" w:uiPriority="50"/>
-    <w:lsdException w:name="List Table 6 Colorful" w:uiPriority="51"/>
-    <w:lsdException w:name="List Table 7 Colorful" w:uiPriority="52"/>
-    <w:lsdException w:name="List Table 1 Light Accent 1" w:uiPriority="46"/>
-    <w:lsdException w:name="List Table 2 Accent 1" w:uiPriority="47"/>
-    <w:lsdException w:name="List Table 3 Accent 1" w:uiPriority="48"/>
-    <w:lsdException w:name="List Table 4 Accent 1" w:uiPriority="49"/>
-    <w:lsdException w:name="List Table 5 Dark Accent 1" w:uiPriority="50"/>
-    <w:lsdException w:name="List Table 6 Colorful Accent 1" w:uiPriority="51"/>
-    <w:lsdException w:name="List Table 7 Colorful Accent 1" w:uiPriority="52"/>
-    <w:lsdException w:name="List Table 1 Light Accent 2" w:uiPriority="46"/>
-    <w:lsdException w:name="List Table 2 Accent 2" w:uiPriority="47"/>
-    <w:lsdException w:name="List Table 3 Accent 2" w:uiPriority="48"/>
-    <w:lsdException w:name="List Table 4 Accent 2" w:uiPriority="49"/>
-    <w:lsdException w:name="List Table 5 Dark Accent 2" w:uiPriority="50"/>
-    <w:lsdException w:name="List Table 6 Colorful Accent 2" w:uiPriority="51"/>
-    <w:lsdException w:name="List Table 7 Colorful Accent 2" w:uiPriority="52"/>
-    <w:lsdException w:name="List Table 1 Light Accent 3" w:uiPriority="46"/>
-    <w:lsdException w:name="List Table 2 Accent 3" w:uiPriority="47"/>
-    <w:lsdException w:name="List Table 3 Accent 3" w:uiPriority="48"/>
-    <w:lsdException w:name="List Table 4 Accent 3" w:uiPriority="49"/>
-    <w:lsdException w:name="List Table 5 Dark Accent 3" w:uiPriority="50"/>
-    <w:lsdException w:name="List Table 6 Colorful Accent 3" w:uiPriority="51"/>
-    <w:lsdException w:name="List Table 7 Colorful Accent 3" w:uiPriority="52"/>
-    <w:lsdException w:name="List Table 1 Light Accent 4" w:uiPriority="46"/>
-    <w:lsdException w:name="List Table 2 Accent 4" w:uiPriority="47"/>
-    <w:lsdException w:name="List Table 3 Accent 4" w:uiPriority="48"/>
-    <w:lsdException w:name="List Table 4 Accent 4" w:uiPriority="49"/>
-    <w:lsdException w:name="List Table 5 Dark Accent 4" w:uiPriority="50"/>
-    <w:lsdException w:name="List Table 6 Colorful Accent 4" w:uiPriority="51"/>
-    <w:lsdException w:name="List Table 7 Colorful Accent 4" w:uiPriority="52"/>
-    <w:lsdException w:name="List Table 1 Light Accent 5" w:uiPriority="46"/>
-    <w:lsdException w:name="List Table 2 Accent 5" w:uiPriority="47"/>
-    <w:lsdException w:name="List Table 3 Accent 5" w:uiPriority="48"/>
-    <w:lsdException w:name="List Table 4 Accent 5" w:uiPriority="49"/>
-    <w:lsdException w:name="List Table 5 Dark Accent 5" w:uiPriority="50"/>
-    <w:lsdException w:name="List Table 6 Colorful Accent 5" w:uiPriority="51"/>
-    <w:lsdException w:name="List Table 7 Colorful Accent 5" w:uiPriority="52"/>
-    <w:lsdException w:name="List Table 1 Light Accent 6" w:uiPriority="46"/>
-    <w:lsdException w:name="List Table 2 Accent 6" w:uiPriority="47"/>
-    <w:lsdException w:name="List Table 3 Accent 6" w:uiPriority="48"/>
-    <w:lsdException w:name="List Table 4 Accent 6" w:uiPriority="49"/>
-    <w:lsdException w:name="List Table 5 Dark Accent 6" w:uiPriority="50"/>
-    <w:lsdException w:name="List Table 6 Colorful Accent 6" w:uiPriority="51"/>
-    <w:lsdException w:name="List Table 7 Colorful Accent 6" w:uiPriority="52"/>
-    <w:lsdException w:name="Mention" w:semiHidden="1" w:uiPriority="99" w:unhideWhenUsed="1"/>
-    <w:lsdException w:name="Smart Hyperlink" w:semiHidden="1" w:uiPriority="99" w:unhideWhenUsed="1"/>
-    <w:lsdException w:name="Hashtag" w:semiHidden="1" w:uiPriority="99" w:unhideWhenUsed="1"/>
-    <w:lsdException w:name="Unresolved Mention" w:semiHidden="1" w:uiPriority="99" w:unhideWhenUsed="1"/>
+  <w:latentStyles w:count="260" w:defQFormat="0" w:defUnhideWhenUsed="1" w:defSemiHidden="1" w:defUIPriority="99" w:defLockedState="0">
+    <w:lsdException w:qFormat="1" w:unhideWhenUsed="0" w:uiPriority="0" w:semiHidden="0" w:name="Normal"/>
+    <w:lsdException w:qFormat="1" w:unhideWhenUsed="0" w:uiPriority="0" w:semiHidden="0" w:name="heading 1"/>
+    <w:lsdException w:qFormat="1" w:uiPriority="0" w:name="heading 2"/>
+    <w:lsdException w:qFormat="1" w:uiPriority="0" w:name="heading 3"/>
+    <w:lsdException w:qFormat="1" w:uiPriority="0" w:name="heading 4"/>
+    <w:lsdException w:qFormat="1" w:uiPriority="0" w:name="heading 5"/>
+    <w:lsdException w:qFormat="1" w:uiPriority="0" w:name="heading 6"/>
+    <w:lsdException w:qFormat="1" w:uiPriority="0" w:name="heading 7"/>
+    <w:lsdException w:qFormat="1" w:uiPriority="0" w:name="heading 8"/>
+    <w:lsdException w:qFormat="1" w:uiPriority="0" w:name="heading 9"/>
+    <w:lsdException w:unhideWhenUsed="0" w:uiPriority="0" w:semiHidden="0" w:name="index 1"/>
+    <w:lsdException w:unhideWhenUsed="0" w:uiPriority="0" w:semiHidden="0" w:name="index 2"/>
+    <w:lsdException w:unhideWhenUsed="0" w:uiPriority="0" w:semiHidden="0" w:name="index 3"/>
+    <w:lsdException w:unhideWhenUsed="0" w:uiPriority="0" w:semiHidden="0" w:name="index 4"/>
+    <w:lsdException w:unhideWhenUsed="0" w:uiPriority="0" w:semiHidden="0" w:name="index 5"/>
+    <w:lsdException w:unhideWhenUsed="0" w:uiPriority="0" w:semiHidden="0" w:name="index 6"/>
+    <w:lsdException w:unhideWhenUsed="0" w:uiPriority="0" w:semiHidden="0" w:name="index 7"/>
+    <w:lsdException w:unhideWhenUsed="0" w:uiPriority="0" w:semiHidden="0" w:name="index 8"/>
+    <w:lsdException w:unhideWhenUsed="0" w:uiPriority="0" w:semiHidden="0" w:name="index 9"/>
+    <w:lsdException w:unhideWhenUsed="0" w:uiPriority="0" w:semiHidden="0" w:name="toc 1"/>
+    <w:lsdException w:unhideWhenUsed="0" w:uiPriority="0" w:semiHidden="0" w:name="toc 2"/>
+    <w:lsdException w:unhideWhenUsed="0" w:uiPriority="0" w:semiHidden="0" w:name="toc 3"/>
+    <w:lsdException w:unhideWhenUsed="0" w:uiPriority="0" w:semiHidden="0" w:name="toc 4"/>
+    <w:lsdException w:unhideWhenUsed="0" w:uiPriority="0" w:semiHidden="0" w:name="toc 5"/>
+    <w:lsdException w:unhideWhenUsed="0" w:uiPriority="0" w:semiHidden="0" w:name="toc 6"/>
+    <w:lsdException w:unhideWhenUsed="0" w:uiPriority="0" w:semiHidden="0" w:name="toc 7"/>
+    <w:lsdException w:unhideWhenUsed="0" w:uiPriority="0" w:semiHidden="0" w:name="toc 8"/>
+    <w:lsdException w:unhideWhenUsed="0" w:uiPriority="0" w:semiHidden="0" w:name="toc 9"/>
+    <w:lsdException w:unhideWhenUsed="0" w:uiPriority="0" w:semiHidden="0" w:name="Normal Indent"/>
+    <w:lsdException w:unhideWhenUsed="0" w:uiPriority="0" w:semiHidden="0" w:name="footnote text"/>
+    <w:lsdException w:unhideWhenUsed="0" w:uiPriority="0" w:semiHidden="0" w:name="annotation text"/>
+    <w:lsdException w:qFormat="1" w:unhideWhenUsed="0" w:uiPriority="0" w:semiHidden="0" w:name="header"/>
+    <w:lsdException w:qFormat="1" w:unhideWhenUsed="0" w:uiPriority="0" w:semiHidden="0" w:name="footer"/>
+    <w:lsdException w:unhideWhenUsed="0" w:uiPriority="0" w:semiHidden="0" w:name="index heading"/>
+    <w:lsdException w:qFormat="1" w:uiPriority="0" w:name="caption"/>
+    <w:lsdException w:unhideWhenUsed="0" w:uiPriority="0" w:semiHidden="0" w:name="table of figures"/>
+    <w:lsdException w:unhideWhenUsed="0" w:uiPriority="0" w:semiHidden="0" w:name="envelope address"/>
+    <w:lsdException w:unhideWhenUsed="0" w:uiPriority="0" w:semiHidden="0" w:name="envelope return"/>
+    <w:lsdException w:unhideWhenUsed="0" w:uiPriority="0" w:semiHidden="0" w:name="footnote reference"/>
+    <w:lsdException w:unhideWhenUsed="0" w:uiPriority="0" w:semiHidden="0" w:name="annotation reference"/>
+    <w:lsdException w:unhideWhenUsed="0" w:uiPriority="0" w:semiHidden="0" w:name="line number"/>
+    <w:lsdException w:unhideWhenUsed="0" w:uiPriority="0" w:semiHidden="0" w:name="page number"/>
+    <w:lsdException w:unhideWhenUsed="0" w:uiPriority="0" w:semiHidden="0" w:name="endnote reference"/>
+    <w:lsdException w:unhideWhenUsed="0" w:uiPriority="0" w:semiHidden="0" w:name="endnote text"/>
+    <w:lsdException w:unhideWhenUsed="0" w:uiPriority="0" w:semiHidden="0" w:name="table of authorities"/>
+    <w:lsdException w:unhideWhenUsed="0" w:uiPriority="0" w:semiHidden="0" w:name="macro"/>
+    <w:lsdException w:unhideWhenUsed="0" w:uiPriority="0" w:semiHidden="0" w:name="toa heading"/>
+    <w:lsdException w:unhideWhenUsed="0" w:uiPriority="0" w:semiHidden="0" w:name="List"/>
+    <w:lsdException w:unhideWhenUsed="0" w:uiPriority="0" w:semiHidden="0" w:name="List Bullet"/>
+    <w:lsdException w:unhideWhenUsed="0" w:uiPriority="0" w:semiHidden="0" w:name="List Number"/>
+    <w:lsdException w:unhideWhenUsed="0" w:uiPriority="0" w:semiHidden="0" w:name="List 2"/>
+    <w:lsdException w:unhideWhenUsed="0" w:uiPriority="0" w:semiHidden="0" w:name="List 3"/>
+    <w:lsdException w:unhideWhenUsed="0" w:uiPriority="0" w:semiHidden="0" w:name="List 4"/>
+    <w:lsdException w:unhideWhenUsed="0" w:uiPriority="0" w:semiHidden="0" w:name="List 5"/>
+    <w:lsdException w:unhideWhenUsed="0" w:uiPriority="0" w:semiHidden="0" w:name="List Bullet 2"/>
+    <w:lsdException w:unhideWhenUsed="0" w:uiPriority="0" w:semiHidden="0" w:name="List Bullet 3"/>
+    <w:lsdException w:unhideWhenUsed="0" w:uiPriority="0" w:semiHidden="0" w:name="List Bullet 4"/>
+    <w:lsdException w:unhideWhenUsed="0" w:uiPriority="0" w:semiHidden="0" w:name="List Bullet 5"/>
+    <w:lsdException w:unhideWhenUsed="0" w:uiPriority="0" w:semiHidden="0" w:name="List Number 2"/>
+    <w:lsdException w:unhideWhenUsed="0" w:uiPriority="0" w:semiHidden="0" w:name="List Number 3"/>
+    <w:lsdException w:unhideWhenUsed="0" w:uiPriority="0" w:semiHidden="0" w:name="List Number 4"/>
+    <w:lsdException w:unhideWhenUsed="0" w:uiPriority="0" w:semiHidden="0" w:name="List Number 5"/>
+    <w:lsdException w:qFormat="1" w:unhideWhenUsed="0" w:uiPriority="0" w:semiHidden="0" w:name="Title"/>
+    <w:lsdException w:unhideWhenUsed="0" w:uiPriority="0" w:semiHidden="0" w:name="Closing"/>
+    <w:lsdException w:unhideWhenUsed="0" w:uiPriority="0" w:semiHidden="0" w:name="Signature"/>
+    <w:lsdException w:uiPriority="1" w:name="Default Paragraph Font"/>
+    <w:lsdException w:unhideWhenUsed="0" w:uiPriority="0" w:semiHidden="0" w:name="Body Text"/>
+    <w:lsdException w:unhideWhenUsed="0" w:uiPriority="0" w:semiHidden="0" w:name="Body Text Indent"/>
+    <w:lsdException w:unhideWhenUsed="0" w:uiPriority="0" w:semiHidden="0" w:name="List Continue"/>
+    <w:lsdException w:unhideWhenUsed="0" w:uiPriority="0" w:semiHidden="0" w:name="List Continue 2"/>
+    <w:lsdException w:unhideWhenUsed="0" w:uiPriority="0" w:semiHidden="0" w:name="List Continue 3"/>
+    <w:lsdException w:unhideWhenUsed="0" w:uiPriority="0" w:semiHidden="0" w:name="List Continue 4"/>
+    <w:lsdException w:unhideWhenUsed="0" w:uiPriority="0" w:semiHidden="0" w:name="List Continue 5"/>
+    <w:lsdException w:unhideWhenUsed="0" w:uiPriority="0" w:semiHidden="0" w:name="Message Header"/>
+    <w:lsdException w:qFormat="1" w:unhideWhenUsed="0" w:uiPriority="0" w:semiHidden="0" w:name="Subtitle"/>
+    <w:lsdException w:unhideWhenUsed="0" w:uiPriority="0" w:semiHidden="0" w:name="Salutation"/>
+    <w:lsdException w:unhideWhenUsed="0" w:uiPriority="0" w:semiHidden="0" w:name="Date"/>
+    <w:lsdException w:unhideWhenUsed="0" w:uiPriority="0" w:semiHidden="0" w:name="Body Text First Indent"/>
+    <w:lsdException w:unhideWhenUsed="0" w:uiPriority="0" w:semiHidden="0" w:name="Body Text First Indent 2"/>
+    <w:lsdException w:unhideWhenUsed="0" w:uiPriority="0" w:semiHidden="0" w:name="Note Heading"/>
+    <w:lsdException w:unhideWhenUsed="0" w:uiPriority="0" w:semiHidden="0" w:name="Body Text 2"/>
+    <w:lsdException w:unhideWhenUsed="0" w:uiPriority="0" w:semiHidden="0" w:name="Body Text 3"/>
+    <w:lsdException w:unhideWhenUsed="0" w:uiPriority="0" w:semiHidden="0" w:name="Body Text Indent 2"/>
+    <w:lsdException w:unhideWhenUsed="0" w:uiPriority="0" w:semiHidden="0" w:name="Body Text Indent 3"/>
+    <w:lsdException w:unhideWhenUsed="0" w:uiPriority="0" w:semiHidden="0" w:name="Block Text"/>
+    <w:lsdException w:unhideWhenUsed="0" w:uiPriority="0" w:semiHidden="0" w:name="Hyperlink"/>
+    <w:lsdException w:unhideWhenUsed="0" w:uiPriority="0" w:semiHidden="0" w:name="FollowedHyperlink"/>
+    <w:lsdException w:qFormat="1" w:unhideWhenUsed="0" w:uiPriority="0" w:semiHidden="0" w:name="Strong"/>
+    <w:lsdException w:qFormat="1" w:unhideWhenUsed="0" w:uiPriority="0" w:semiHidden="0" w:name="Emphasis"/>
+    <w:lsdException w:unhideWhenUsed="0" w:uiPriority="0" w:semiHidden="0" w:name="Document Map"/>
+    <w:lsdException w:unhideWhenUsed="0" w:uiPriority="0" w:semiHidden="0" w:name="Plain Text"/>
+    <w:lsdException w:unhideWhenUsed="0" w:uiPriority="0" w:semiHidden="0" w:name="E-mail Signature"/>
+    <w:lsdException w:qFormat="1" w:unhideWhenUsed="0" w:uiPriority="0" w:semiHidden="0" w:name="Normal (Web)"/>
+    <w:lsdException w:unhideWhenUsed="0" w:uiPriority="0" w:semiHidden="0" w:name="HTML Acronym"/>
+    <w:lsdException w:unhideWhenUsed="0" w:uiPriority="0" w:semiHidden="0" w:name="HTML Address"/>
+    <w:lsdException w:unhideWhenUsed="0" w:uiPriority="0" w:semiHidden="0" w:name="HTML Cite"/>
+    <w:lsdException w:unhideWhenUsed="0" w:uiPriority="0" w:semiHidden="0" w:name="HTML Code"/>
+    <w:lsdException w:unhideWhenUsed="0" w:uiPriority="0" w:semiHidden="0" w:name="HTML Definition"/>
+    <w:lsdException w:unhideWhenUsed="0" w:uiPriority="0" w:semiHidden="0" w:name="HTML Keyboard"/>
+    <w:lsdException w:unhideWhenUsed="0" w:uiPriority="0" w:semiHidden="0" w:name="HTML Preformatted"/>
+    <w:lsdException w:unhideWhenUsed="0" w:uiPriority="0" w:semiHidden="0" w:name="HTML Sample"/>
+    <w:lsdException w:unhideWhenUsed="0" w:uiPriority="0" w:semiHidden="0" w:name="HTML Typewriter"/>
+    <w:lsdException w:unhideWhenUsed="0" w:uiPriority="0" w:semiHidden="0" w:name="HTML Variable"/>
+    <w:lsdException w:qFormat="1" w:uiPriority="99" w:name="Normal Table"/>
+    <w:lsdException w:unhideWhenUsed="0" w:uiPriority="0" w:semiHidden="0" w:name="annotation subject"/>
+    <w:lsdException w:uiPriority="0" w:name="Table Simple 1"/>
+    <w:lsdException w:uiPriority="0" w:name="Table Simple 2"/>
+    <w:lsdException w:uiPriority="0" w:name="Table Simple 3"/>
+    <w:lsdException w:uiPriority="0" w:name="Table Classic 1"/>
+    <w:lsdException w:uiPriority="0" w:name="Table Classic 2"/>
+    <w:lsdException w:uiPriority="0" w:name="Table Classic 3"/>
+    <w:lsdException w:uiPriority="0" w:name="Table Classic 4"/>
+    <w:lsdException w:uiPriority="0" w:name="Table Colorful 1"/>
+    <w:lsdException w:uiPriority="0" w:name="Table Colorful 2"/>
+    <w:lsdException w:uiPriority="0" w:name="Table Colorful 3"/>
+    <w:lsdException w:uiPriority="0" w:name="Table Columns 1"/>
+    <w:lsdException w:uiPriority="0" w:name="Table Columns 2"/>
+    <w:lsdException w:uiPriority="0" w:name="Table Columns 3"/>
+    <w:lsdException w:uiPriority="0" w:name="Table Columns 4"/>
+    <w:lsdException w:uiPriority="0" w:name="Table Columns 5"/>
+    <w:lsdException w:uiPriority="0" w:name="Table Grid 1"/>
+    <w:lsdException w:uiPriority="0" w:name="Table Grid 2"/>
+    <w:lsdException w:uiPriority="0" w:name="Table Grid 3"/>
+    <w:lsdException w:uiPriority="0" w:name="Table Grid 4"/>
+    <w:lsdException w:uiPriority="0" w:name="Table Grid 5"/>
+    <w:lsdException w:uiPriority="0" w:name="Table Grid 6"/>
+    <w:lsdException w:uiPriority="0" w:name="Table Grid 7"/>
+    <w:lsdException w:uiPriority="0" w:name="Table Grid 8"/>
+    <w:lsdException w:uiPriority="0" w:name="Table List 1"/>
+    <w:lsdException w:uiPriority="0" w:name="Table List 2"/>
+    <w:lsdException w:uiPriority="0" w:name="Table List 3"/>
+    <w:lsdException w:uiPriority="0" w:name="Table List 4"/>
+    <w:lsdException w:uiPriority="0" w:name="Table List 5"/>
+    <w:lsdException w:uiPriority="0" w:name="Table List 6"/>
+    <w:lsdException w:uiPriority="0" w:name="Table List 7"/>
+    <w:lsdException w:uiPriority="0" w:name="Table List 8"/>
+    <w:lsdException w:uiPriority="0" w:name="Table 3D effects 1"/>
+    <w:lsdException w:uiPriority="0" w:name="Table 3D effects 2"/>
+    <w:lsdException w:uiPriority="0" w:name="Table 3D effects 3"/>
+    <w:lsdException w:uiPriority="0" w:name="Table Contemporary"/>
+    <w:lsdException w:uiPriority="0" w:name="Table Elegant"/>
+    <w:lsdException w:uiPriority="0" w:name="Table Professional"/>
+    <w:lsdException w:uiPriority="0" w:name="Table Subtle 1"/>
+    <w:lsdException w:uiPriority="0" w:name="Table Subtle 2"/>
+    <w:lsdException w:uiPriority="0" w:name="Table Web 1"/>
+    <w:lsdException w:uiPriority="0" w:name="Table Web 2"/>
+    <w:lsdException w:uiPriority="0" w:name="Table Web 3"/>
+    <w:lsdException w:unhideWhenUsed="0" w:uiPriority="0" w:semiHidden="0" w:name="Balloon Text"/>
+    <w:lsdException w:unhideWhenUsed="0" w:uiPriority="0" w:semiHidden="0" w:name="Table Grid"/>
+    <w:lsdException w:uiPriority="0" w:name="Table Theme"/>
+    <w:lsdException w:unhideWhenUsed="0" w:uiPriority="60" w:semiHidden="0" w:name="Light Shading"/>
+    <w:lsdException w:unhideWhenUsed="0" w:uiPriority="61" w:semiHidden="0" w:name="Light List"/>
+    <w:lsdException w:unhideWhenUsed="0" w:uiPriority="62" w:semiHidden="0" w:name="Light Grid"/>
+    <w:lsdException w:unhideWhenUsed="0" w:uiPriority="63" w:semiHidden="0" w:name="Medium Shading 1"/>
+    <w:lsdException w:unhideWhenUsed="0" w:uiPriority="64" w:semiHidden="0" w:name="Medium Shading 2"/>
+    <w:lsdException w:unhideWhenUsed="0" w:uiPriority="65" w:semiHidden="0" w:name="Medium List 1"/>
+    <w:lsdException w:unhideWhenUsed="0" w:uiPriority="66" w:semiHidden="0" w:name="Medium List 2"/>
+    <w:lsdException w:unhideWhenUsed="0" w:uiPriority="67" w:semiHidden="0" w:name="Medium Grid 1"/>
+    <w:lsdException w:unhideWhenUsed="0" w:uiPriority="68" w:semiHidden="0" w:name="Medium Grid 2"/>
+    <w:lsdException w:unhideWhenUsed="0" w:uiPriority="69" w:semiHidden="0" w:name="Medium Grid 3"/>
+    <w:lsdException w:unhideWhenUsed="0" w:uiPriority="70" w:semiHidden="0" w:name="Dark List"/>
+    <w:lsdException w:unhideWhenUsed="0" w:uiPriority="71" w:semiHidden="0" w:name="Colorful Shading"/>
+    <w:lsdException w:unhideWhenUsed="0" w:uiPriority="72" w:semiHidden="0" w:name="Colorful List"/>
+    <w:lsdException w:unhideWhenUsed="0" w:uiPriority="73" w:semiHidden="0" w:name="Colorful Grid"/>
+    <w:lsdException w:unhideWhenUsed="0" w:uiPriority="60" w:semiHidden="0" w:name="Light Shading Accent 1"/>
+    <w:lsdException w:unhideWhenUsed="0" w:uiPriority="61" w:semiHidden="0" w:name="Light List Accent 1"/>
+    <w:lsdException w:unhideWhenUsed="0" w:uiPriority="62" w:semiHidden="0" w:name="Light Grid Accent 1"/>
+    <w:lsdException w:unhideWhenUsed="0" w:uiPriority="63" w:semiHidden="0" w:name="Medium Shading 1 Accent 1"/>
+    <w:lsdException w:unhideWhenUsed="0" w:uiPriority="64" w:semiHidden="0" w:name="Medium Shading 2 Accent 1"/>
+    <w:lsdException w:unhideWhenUsed="0" w:uiPriority="65" w:semiHidden="0" w:name="Medium List 1 Accent 1"/>
+    <w:lsdException w:unhideWhenUsed="0" w:uiPriority="66" w:semiHidden="0" w:name="Medium List 2 Accent 1"/>
+    <w:lsdException w:unhideWhenUsed="0" w:uiPriority="67" w:semiHidden="0" w:name="Medium Grid 1 Accent 1"/>
+    <w:lsdException w:unhideWhenUsed="0" w:uiPriority="68" w:semiHidden="0" w:name="Medium Grid 2 Accent 1"/>
+    <w:lsdException w:unhideWhenUsed="0" w:uiPriority="69" w:semiHidden="0" w:name="Medium Grid 3 Accent 1"/>
+    <w:lsdException w:unhideWhenUsed="0" w:uiPriority="70" w:semiHidden="0" w:name="Dark List Accent 1"/>
+    <w:lsdException w:unhideWhenUsed="0" w:uiPriority="71" w:semiHidden="0" w:name="Colorful Shading Accent 1"/>
+    <w:lsdException w:unhideWhenUsed="0" w:uiPriority="72" w:semiHidden="0" w:name="Colorful List Accent 1"/>
+    <w:lsdException w:unhideWhenUsed="0" w:uiPriority="73" w:semiHidden="0" w:name="Colorful Grid Accent 1"/>
+    <w:lsdException w:unhideWhenUsed="0" w:uiPriority="60" w:semiHidden="0" w:name="Light Shading Accent 2"/>
+    <w:lsdException w:unhideWhenUsed="0" w:uiPriority="61" w:semiHidden="0" w:name="Light List Accent 2"/>
+    <w:lsdException w:unhideWhenUsed="0" w:uiPriority="62" w:semiHidden="0" w:name="Light Grid Accent 2"/>
+    <w:lsdException w:unhideWhenUsed="0" w:uiPriority="63" w:semiHidden="0" w:name="Medium Shading 1 Accent 2"/>
+    <w:lsdException w:unhideWhenUsed="0" w:uiPriority="64" w:semiHidden="0" w:name="Medium Shading 2 Accent 2"/>
+    <w:lsdException w:unhideWhenUsed="0" w:uiPriority="65" w:semiHidden="0" w:name="Medium List 1 Accent 2"/>
+    <w:lsdException w:unhideWhenUsed="0" w:uiPriority="66" w:semiHidden="0" w:name="Medium List 2 Accent 2"/>
+    <w:lsdException w:unhideWhenUsed="0" w:uiPriority="67" w:semiHidden="0" w:name="Medium Grid 1 Accent 2"/>
+    <w:lsdException w:unhideWhenUsed="0" w:uiPriority="68" w:semiHidden="0" w:name="Medium Grid 2 Accent 2"/>
+    <w:lsdException w:unhideWhenUsed="0" w:uiPriority="69" w:semiHidden="0" w:name="Medium Grid 3 Accent 2"/>
+    <w:lsdException w:unhideWhenUsed="0" w:uiPriority="70" w:semiHidden="0" w:name="Dark List Accent 2"/>
+    <w:lsdException w:unhideWhenUsed="0" w:uiPriority="71" w:semiHidden="0" w:name="Colorful Shading Accent 2"/>
+    <w:lsdException w:unhideWhenUsed="0" w:uiPriority="72" w:semiHidden="0" w:name="Colorful List Accent 2"/>
+    <w:lsdException w:unhideWhenUsed="0" w:uiPriority="73" w:semiHidden="0" w:name="Colorful Grid Accent 2"/>
+    <w:lsdException w:unhideWhenUsed="0" w:uiPriority="60" w:semiHidden="0" w:name="Light Shading Accent 3"/>
+    <w:lsdException w:unhideWhenUsed="0" w:uiPriority="61" w:semiHidden="0" w:name="Light List Accent 3"/>
+    <w:lsdException w:unhideWhenUsed="0" w:uiPriority="62" w:semiHidden="0" w:name="Light Grid Accent 3"/>
+    <w:lsdException w:unhideWhenUsed="0" w:uiPriority="63" w:semiHidden="0" w:name="Medium Shading 1 Accent 3"/>
+    <w:lsdException w:unhideWhenUsed="0" w:uiPriority="64" w:semiHidden="0" w:name="Medium Shading 2 Accent 3"/>
+    <w:lsdException w:unhideWhenUsed="0" w:uiPriority="65" w:semiHidden="0" w:name="Medium List 1 Accent 3"/>
+    <w:lsdException w:unhideWhenUsed="0" w:uiPriority="66" w:semiHidden="0" w:name="Medium List 2 Accent 3"/>
+    <w:lsdException w:unhideWhenUsed="0" w:uiPriority="67" w:semiHidden="0" w:name="Medium Grid 1 Accent 3"/>
+    <w:lsdException w:unhideWhenUsed="0" w:uiPriority="68" w:semiHidden="0" w:name="Medium Grid 2 Accent 3"/>
+    <w:lsdException w:unhideWhenUsed="0" w:uiPriority="69" w:semiHidden="0" w:name="Medium Grid 3 Accent 3"/>
+    <w:lsdException w:unhideWhenUsed="0" w:uiPriority="70" w:semiHidden="0" w:name="Dark List Accent 3"/>
+    <w:lsdException w:unhideWhenUsed="0" w:uiPriority="71" w:semiHidden="0" w:name="Colorful Shading Accent 3"/>
+    <w:lsdException w:unhideWhenUsed="0" w:uiPriority="72" w:semiHidden="0" w:name="Colorful List Accent 3"/>
+    <w:lsdException w:unhideWhenUsed="0" w:uiPriority="73" w:semiHidden="0" w:name="Colorful Grid Accent 3"/>
+    <w:lsdException w:unhideWhenUsed="0" w:uiPriority="60" w:semiHidden="0" w:name="Light Shading Accent 4"/>
+    <w:lsdException w:unhideWhenUsed="0" w:uiPriority="61" w:semiHidden="0" w:name="Light List Accent 4"/>
+    <w:lsdException w:unhideWhenUsed="0" w:uiPriority="62" w:semiHidden="0" w:name="Light Grid Accent 4"/>
+    <w:lsdException w:unhideWhenUsed="0" w:uiPriority="63" w:semiHidden="0" w:name="Medium Shading 1 Accent 4"/>
+    <w:lsdException w:unhideWhenUsed="0" w:uiPriority="64" w:semiHidden="0" w:name="Medium Shading 2 Accent 4"/>
+    <w:lsdException w:unhideWhenUsed="0" w:uiPriority="65" w:semiHidden="0" w:name="Medium List 1 Accent 4"/>
+    <w:lsdException w:unhideWhenUsed="0" w:uiPriority="66" w:semiHidden="0" w:name="Medium List 2 Accent 4"/>
+    <w:lsdException w:unhideWhenUsed="0" w:uiPriority="67" w:semiHidden="0" w:name="Medium Grid 1 Accent 4"/>
+    <w:lsdException w:unhideWhenUsed="0" w:uiPriority="68" w:semiHidden="0" w:name="Medium Grid 2 Accent 4"/>
+    <w:lsdException w:unhideWhenUsed="0" w:uiPriority="69" w:semiHidden="0" w:name="Medium Grid 3 Accent 4"/>
+    <w:lsdException w:unhideWhenUsed="0" w:uiPriority="70" w:semiHidden="0" w:name="Dark List Accent 4"/>
+    <w:lsdException w:unhideWhenUsed="0" w:uiPriority="71" w:semiHidden="0" w:name="Colorful Shading Accent 4"/>
+    <w:lsdException w:unhideWhenUsed="0" w:uiPriority="72" w:semiHidden="0" w:name="Colorful List Accent 4"/>
+    <w:lsdException w:unhideWhenUsed="0" w:uiPriority="73" w:semiHidden="0" w:name="Colorful Grid Accent 4"/>
+    <w:lsdException w:unhideWhenUsed="0" w:uiPriority="60" w:semiHidden="0" w:name="Light Shading Accent 5"/>
+    <w:lsdException w:unhideWhenUsed="0" w:uiPriority="61" w:semiHidden="0" w:name="Light List Accent 5"/>
+    <w:lsdException w:unhideWhenUsed="0" w:uiPriority="62" w:semiHidden="0" w:name="Light Grid Accent 5"/>
+    <w:lsdException w:unhideWhenUsed="0" w:uiPriority="63" w:semiHidden="0" w:name="Medium Shading 1 Accent 5"/>
+    <w:lsdException w:unhideWhenUsed="0" w:uiPriority="64" w:semiHidden="0" w:name="Medium Shading 2 Accent 5"/>
+    <w:lsdException w:unhideWhenUsed="0" w:uiPriority="65" w:semiHidden="0" w:name="Medium List 1 Accent 5"/>
+    <w:lsdException w:unhideWhenUsed="0" w:uiPriority="66" w:semiHidden="0" w:name="Medium List 2 Accent 5"/>
+    <w:lsdException w:unhideWhenUsed="0" w:uiPriority="67" w:semiHidden="0" w:name="Medium Grid 1 Accent 5"/>
+    <w:lsdException w:unhideWhenUsed="0" w:uiPriority="68" w:semiHidden="0" w:name="Medium Grid 2 Accent 5"/>
+    <w:lsdException w:unhideWhenUsed="0" w:uiPriority="69" w:semiHidden="0" w:name="Medium Grid 3 Accent 5"/>
+    <w:lsdException w:unhideWhenUsed="0" w:uiPriority="70" w:semiHidden="0" w:name="Dark List Accent 5"/>
+    <w:lsdException w:unhideWhenUsed="0" w:uiPriority="71" w:semiHidden="0" w:name="Colorful Shading Accent 5"/>
+    <w:lsdException w:unhideWhenUsed="0" w:uiPriority="72" w:semiHidden="0" w:name="Colorful List Accent 5"/>
+    <w:lsdException w:unhideWhenUsed="0" w:uiPriority="73" w:semiHidden="0" w:name="Colorful Grid Accent 5"/>
+    <w:lsdException w:unhideWhenUsed="0" w:uiPriority="60" w:semiHidden="0" w:name="Light Shading Accent 6"/>
+    <w:lsdException w:unhideWhenUsed="0" w:uiPriority="61" w:semiHidden="0" w:name="Light List Accent 6"/>
+    <w:lsdException w:unhideWhenUsed="0" w:uiPriority="62" w:semiHidden="0" w:name="Light Grid Accent 6"/>
+    <w:lsdException w:unhideWhenUsed="0" w:uiPriority="63" w:semiHidden="0" w:name="Medium Shading 1 Accent 6"/>
+    <w:lsdException w:unhideWhenUsed="0" w:uiPriority="64" w:semiHidden="0" w:name="Medium Shading 2 Accent 6"/>
+    <w:lsdException w:unhideWhenUsed="0" w:uiPriority="65" w:semiHidden="0" w:name="Medium List 1 Accent 6"/>
+    <w:lsdException w:unhideWhenUsed="0" w:uiPriority="66" w:semiHidden="0" w:name="Medium List 2 Accent 6"/>
+    <w:lsdException w:unhideWhenUsed="0" w:uiPriority="67" w:semiHidden="0" w:name="Medium Grid 1 Accent 6"/>
+    <w:lsdException w:unhideWhenUsed="0" w:uiPriority="68" w:semiHidden="0" w:name="Medium Grid 2 Accent 6"/>
+    <w:lsdException w:unhideWhenUsed="0" w:uiPriority="69" w:semiHidden="0" w:name="Medium Grid 3 Accent 6"/>
+    <w:lsdException w:unhideWhenUsed="0" w:uiPriority="70" w:semiHidden="0" w:name="Dark List Accent 6"/>
+    <w:lsdException w:unhideWhenUsed="0" w:uiPriority="71" w:semiHidden="0" w:name="Colorful Shading Accent 6"/>
+    <w:lsdException w:unhideWhenUsed="0" w:uiPriority="72" w:semiHidden="0" w:name="Colorful List Accent 6"/>
+    <w:lsdException w:unhideWhenUsed="0" w:uiPriority="73" w:semiHidden="0" w:name="Colorful Grid Accent 6"/>
   </w:latentStyles>
-  <w:style w:type="paragraph" w:default="1" w:styleId="a">
+  <w:style w:type="paragraph" w:default="1" w:styleId="1">
     <w:name w:val="Normal"/>
     <w:qFormat/>
+    <w:uiPriority w:val="0"/>
     <w:pPr>
       <w:widowControl w:val="0"/>
       <w:jc w:val="both"/>
     </w:pPr>
     <w:rPr>
-      <w:rFonts w:asciiTheme="minorHAnsi" w:eastAsiaTheme="minorEastAsia" w:hAnsiTheme="minorHAnsi" w:cstheme="minorBidi"/>
+      <w:rFonts w:asciiTheme="minorHAnsi" w:hAnsiTheme="minorHAnsi" w:eastAsiaTheme="minorEastAsia" w:cstheme="minorBidi"/>
       <w:kern w:val="2"/>
       <w:sz w:val="21"/>
       <w:szCs w:val="24"/>
+      <w:lang w:val="en-US" w:eastAsia="zh-CN" w:bidi="ar-SA"/>
     </w:rPr>
   </w:style>
-  <w:style w:type="character" w:default="1" w:styleId="a0">
+  <w:style w:type="character" w:default="1" w:styleId="6">
     <w:name w:val="Default Paragraph Font"/>
-    <w:uiPriority w:val="1"/>
     <w:semiHidden/>
     <w:unhideWhenUsed/>
+    <w:uiPriority w:val="1"/>
   </w:style>
-  <w:style w:type="table" w:default="1" w:styleId="a1">
+  <w:style w:type="table" w:default="1" w:styleId="5">
     <w:name w:val="Normal Table"/>
-    <w:uiPriority w:val="99"/>
     <w:semiHidden/>
     <w:unhideWhenUsed/>
+    <w:qFormat/>
+    <w:uiPriority w:val="99"/>
     <w:tblPr>
-      <w:tblInd w:w="0" w:type="dxa"/>
       <w:tblCellMar>
         <w:top w:w="0" w:type="dxa"/>
         <w:left w:w="108" w:type="dxa"/>
@@ -1268,33 +1158,34 @@
       </w:tblCellMar>
     </w:tblPr>
   </w:style>
-  <w:style w:type="numbering" w:default="1" w:styleId="a2">
-    <w:name w:val="No List"/>
-    <w:uiPriority w:val="99"/>
-    <w:semiHidden/>
-    <w:unhideWhenUsed/>
-  </w:style>
-  <w:style w:type="paragraph" w:styleId="a3">
-    <w:name w:val="Normal (Web)"/>
-    <w:basedOn w:val="a"/>
+  <w:style w:type="paragraph" w:styleId="2">
+    <w:name w:val="footer"/>
+    <w:basedOn w:val="1"/>
+    <w:link w:val="8"/>
+    <w:qFormat/>
+    <w:uiPriority w:val="0"/>
     <w:pPr>
-      <w:spacing w:beforeAutospacing="1" w:afterAutospacing="1"/>
+      <w:tabs>
+        <w:tab w:val="center" w:pos="4153"/>
+        <w:tab w:val="right" w:pos="8306"/>
+      </w:tabs>
+      <w:snapToGrid w:val="0"/>
       <w:jc w:val="left"/>
     </w:pPr>
     <w:rPr>
-      <w:rFonts w:cs="Times New Roman"/>
-      <w:kern w:val="0"/>
-      <w:sz w:val="24"/>
+      <w:sz w:val="18"/>
+      <w:szCs w:val="18"/>
     </w:rPr>
   </w:style>
-  <w:style w:type="paragraph" w:styleId="a4">
+  <w:style w:type="paragraph" w:styleId="3">
     <w:name w:val="header"/>
-    <w:basedOn w:val="a"/>
-    <w:link w:val="a5"/>
-    <w:rsid w:val="00126D2D"/>
+    <w:basedOn w:val="1"/>
+    <w:link w:val="7"/>
+    <w:qFormat/>
+    <w:uiPriority w:val="0"/>
     <w:pPr>
       <w:pBdr>
-        <w:bottom w:val="single" w:sz="6" w:space="1" w:color="auto"/>
+        <w:bottom w:val="single" w:color="auto" w:sz="6" w:space="1"/>
       </w:pBdr>
       <w:tabs>
         <w:tab w:val="center" w:pos="4153"/>
@@ -1308,43 +1199,42 @@
       <w:szCs w:val="18"/>
     </w:rPr>
   </w:style>
-  <w:style w:type="character" w:customStyle="1" w:styleId="a5">
+  <w:style w:type="paragraph" w:styleId="4">
+    <w:name w:val="Normal (Web)"/>
+    <w:basedOn w:val="1"/>
+    <w:qFormat/>
+    <w:uiPriority w:val="0"/>
+    <w:pPr>
+      <w:spacing w:beforeAutospacing="1" w:afterAutospacing="1"/>
+      <w:jc w:val="left"/>
+    </w:pPr>
+    <w:rPr>
+      <w:rFonts w:cs="Times New Roman"/>
+      <w:kern w:val="0"/>
+      <w:sz w:val="24"/>
+    </w:rPr>
+  </w:style>
+  <w:style w:type="character" w:customStyle="1" w:styleId="7">
     <w:name w:val="页眉 字符"/>
-    <w:basedOn w:val="a0"/>
-    <w:link w:val="a4"/>
-    <w:rsid w:val="00126D2D"/>
+    <w:basedOn w:val="6"/>
+    <w:link w:val="3"/>
+    <w:qFormat/>
+    <w:uiPriority w:val="0"/>
     <w:rPr>
-      <w:rFonts w:asciiTheme="minorHAnsi" w:eastAsiaTheme="minorEastAsia" w:hAnsiTheme="minorHAnsi" w:cstheme="minorBidi"/>
+      <w:rFonts w:asciiTheme="minorHAnsi" w:hAnsiTheme="minorHAnsi" w:eastAsiaTheme="minorEastAsia" w:cstheme="minorBidi"/>
       <w:kern w:val="2"/>
       <w:sz w:val="18"/>
       <w:szCs w:val="18"/>
     </w:rPr>
   </w:style>
-  <w:style w:type="paragraph" w:styleId="a6">
-    <w:name w:val="footer"/>
-    <w:basedOn w:val="a"/>
-    <w:link w:val="a7"/>
-    <w:rsid w:val="00126D2D"/>
-    <w:pPr>
-      <w:tabs>
-        <w:tab w:val="center" w:pos="4153"/>
-        <w:tab w:val="right" w:pos="8306"/>
-      </w:tabs>
-      <w:snapToGrid w:val="0"/>
-      <w:jc w:val="left"/>
-    </w:pPr>
+  <w:style w:type="character" w:customStyle="1" w:styleId="8">
+    <w:name w:val="页脚 字符"/>
+    <w:basedOn w:val="6"/>
+    <w:link w:val="2"/>
+    <w:qFormat/>
+    <w:uiPriority w:val="0"/>
     <w:rPr>
-      <w:sz w:val="18"/>
-      <w:szCs w:val="18"/>
-    </w:rPr>
-  </w:style>
-  <w:style w:type="character" w:customStyle="1" w:styleId="a7">
-    <w:name w:val="页脚 字符"/>
-    <w:basedOn w:val="a0"/>
-    <w:link w:val="a6"/>
-    <w:rsid w:val="00126D2D"/>
-    <w:rPr>
-      <w:rFonts w:asciiTheme="minorHAnsi" w:eastAsiaTheme="minorEastAsia" w:hAnsiTheme="minorHAnsi" w:cstheme="minorBidi"/>
+      <w:rFonts w:asciiTheme="minorHAnsi" w:hAnsiTheme="minorHAnsi" w:eastAsiaTheme="minorEastAsia" w:cstheme="minorBidi"/>
       <w:kern w:val="2"/>
       <w:sz w:val="18"/>
       <w:szCs w:val="18"/>
@@ -1605,22 +1495,5 @@
     </a:fmtScheme>
   </a:themeElements>
   <a:objectDefaults/>
-  <a:extraClrSchemeLst/>
 </a:theme>
-</file>
-
-<file path=customXml/item1.xml><?xml version="1.0" encoding="utf-8"?>
-<s:customData xmlns="http://www.wps.cn/officeDocument/2013/wpsCustomData" xmlns:s="http://www.wps.cn/officeDocument/2013/wpsCustomData">
-  <customSectProps>
-    <customSectPr/>
-  </customSectProps>
-</s:customData>
-</file>
-
-<file path=customXml/itemProps1.xml><?xml version="1.0" encoding="utf-8"?>
-<ds:datastoreItem xmlns:ds="http://schemas.openxmlformats.org/officeDocument/2006/customXml" ds:itemID="{B1977F7D-205B-4081-913C-38D41E755F92}">
-  <ds:schemaRefs>
-    <ds:schemaRef ds:uri="http://www.wps.cn/officeDocument/2013/wpsCustomData"/>
-  </ds:schemaRefs>
-</ds:datastoreItem>
 </file>